--- a/fuentes/96151560_CF02_CFA.docx
+++ b/fuentes/96151560_CF02_CFA.docx
@@ -205,7 +205,7 @@
               </wp:anchor>
             </w:drawing>
           </mc:Choice>
-          <mc:Fallback xmlns:oel="http://schemas.microsoft.com/office/2019/extlst" xmlns:w16du="http://schemas.microsoft.com/office/word/2023/wordml/word16du" xmlns:w16sdtfl="http://schemas.microsoft.com/office/word/2024/wordml/sdtformatlock">
+          <mc:Fallback xmlns:w16sdtfl="http://schemas.microsoft.com/office/word/2024/wordml/sdtformatlock" xmlns:w16du="http://schemas.microsoft.com/office/word/2023/wordml/word16du" xmlns:oel="http://schemas.microsoft.com/office/2019/extlst">
             <w:pict>
               <v:rect w14:anchorId="4C256C62" id="Rectángulo 3" o:spid="_x0000_s1026" alt="&quot;&quot;" style="position:absolute;margin-left:-55.95pt;margin-top:26.4pt;width:613.85pt;height:164.25pt;z-index:-251655168;visibility:visible;mso-wrap-style:square;mso-height-percent:0;mso-wrap-distance-left:9pt;mso-wrap-distance-top:0;mso-wrap-distance-right:9pt;mso-wrap-distance-bottom:0;mso-position-horizontal:absolute;mso-position-horizontal-relative:text;mso-position-vertical:absolute;mso-position-vertical-relative:text;mso-height-percent:0;mso-height-relative:margin;v-text-anchor:middle" o:gfxdata="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" fillcolor="#00314d" stroked="f" strokeweight="1pt"/>
             </w:pict>
@@ -430,33 +430,39 @@
       </w:r>
       <w:r>
         <w:rPr>
+          <w:rStyle w:val="TablaCar"/>
+        </w:rPr>
+        <w:t>patés</w:t>
+      </w:r>
+      <w:r>
+        <w:rPr>
+          <w:rStyle w:val="TablaCar"/>
+        </w:rPr>
+        <w:t xml:space="preserve">, terrinas, galantinas, </w:t>
+      </w:r>
+      <w:r>
+        <w:rPr>
           <w:rStyle w:val="Extranjerismo"/>
         </w:rPr>
-        <w:t>patés</w:t>
+        <w:t>mousses</w:t>
       </w:r>
       <w:r>
         <w:rPr>
           <w:rStyle w:val="TablaCar"/>
         </w:rPr>
-        <w:t xml:space="preserve">, terrinas, galantinas, </w:t>
+        <w:t xml:space="preserve">, </w:t>
+      </w:r>
+      <w:r>
+        <w:rPr>
+          <w:rStyle w:val="TablaCar"/>
+        </w:rPr>
+        <w:t>sándwiches</w:t>
       </w:r>
       <w:r>
         <w:rPr>
           <w:rStyle w:val="Extranjerismo"/>
         </w:rPr>
-        <w:t>mousses</w:t>
-      </w:r>
-      <w:r>
-        <w:rPr>
-          <w:rStyle w:val="TablaCar"/>
-        </w:rPr>
-        <w:t xml:space="preserve">, </w:t>
-      </w:r>
-      <w:r>
-        <w:rPr>
-          <w:rStyle w:val="Extranjerismo"/>
-        </w:rPr>
-        <w:t>sándwiches, canapés</w:t>
+        <w:t>, canapés</w:t>
       </w:r>
       <w:r>
         <w:rPr>
@@ -1945,7 +1951,14 @@
                 <w:spacing w:val="20"/>
                 <w:lang w:val="en-US"/>
               </w:rPr>
-              <w:t>4.2. Patés</w:t>
+              <w:t xml:space="preserve">4.2. </w:t>
+            </w:r>
+            <w:r>
+              <w:rPr>
+                <w:rStyle w:val="Hipervnculo"/>
+                <w:noProof/>
+              </w:rPr>
+              <w:t>Patés</w:t>
             </w:r>
             <w:r>
               <w:rPr>
@@ -3076,39 +3089,39 @@
       <w:r>
         <w:t xml:space="preserve">Posteriormente, se adentra en el dominio de los cortes, la base técnica sobre la que se construye toda preparación. Luego, explora el universo de las ensaladas, aderezos, vinagretas y salsas frías, para continuar con preparaciones más complejas como ceviches, </w:t>
       </w:r>
+      <w:proofErr w:type="spellStart"/>
+      <w:r>
+        <w:t>patés</w:t>
+      </w:r>
+      <w:proofErr w:type="spellEnd"/>
+      <w:r>
+        <w:t xml:space="preserve">, </w:t>
+      </w:r>
+      <w:proofErr w:type="spellStart"/>
       <w:r>
         <w:rPr>
           <w:rStyle w:val="Extranjerismo"/>
         </w:rPr>
-        <w:t>patés</w:t>
+        <w:t>terrinas</w:t>
+      </w:r>
+      <w:proofErr w:type="spellEnd"/>
+      <w:r>
+        <w:t xml:space="preserve">, galantinas, </w:t>
+      </w:r>
+      <w:r>
+        <w:rPr>
+          <w:rStyle w:val="Extranjerismo"/>
+        </w:rPr>
+        <w:t>mousses</w:t>
       </w:r>
       <w:r>
         <w:t xml:space="preserve">, </w:t>
       </w:r>
-      <w:r>
-        <w:rPr>
-          <w:rStyle w:val="Extranjerismo"/>
-        </w:rPr>
-        <w:t>terrinas</w:t>
-      </w:r>
-      <w:r>
-        <w:t xml:space="preserve">, galantinas, </w:t>
-      </w:r>
-      <w:r>
-        <w:rPr>
-          <w:rStyle w:val="Extranjerismo"/>
-        </w:rPr>
-        <w:t>mousses</w:t>
-      </w:r>
-      <w:r>
-        <w:t xml:space="preserve">, </w:t>
-      </w:r>
-      <w:r>
-        <w:rPr>
-          <w:rStyle w:val="Extranjerismo"/>
-        </w:rPr>
+      <w:proofErr w:type="spellStart"/>
+      <w:r>
         <w:t>sándwiches</w:t>
       </w:r>
+      <w:proofErr w:type="spellEnd"/>
       <w:r>
         <w:t xml:space="preserve"> y bebidas. </w:t>
       </w:r>
@@ -3229,128 +3242,136 @@
         </w:rPr>
         <w:t xml:space="preserve">, </w:t>
       </w:r>
-      <w:r>
-        <w:rPr>
-          <w:rStyle w:val="Extranjerismo"/>
-        </w:rPr>
-        <w:t>patés</w:t>
-      </w:r>
+      <w:proofErr w:type="spellStart"/>
       <w:r>
         <w:rPr>
           <w:szCs w:val="28"/>
           <w:lang w:val="es-MX"/>
         </w:rPr>
-        <w:t xml:space="preserve">, terrinas, ahumados, escabeches, ceviches, </w:t>
-      </w:r>
-      <w:r>
-        <w:rPr>
-          <w:rStyle w:val="Extranjerismo"/>
-        </w:rPr>
-        <w:t>sándwiches</w:t>
-      </w:r>
+        <w:t>patés</w:t>
+      </w:r>
+      <w:proofErr w:type="spellEnd"/>
       <w:r>
         <w:rPr>
           <w:szCs w:val="28"/>
           <w:lang w:val="es-MX"/>
         </w:rPr>
-        <w:t xml:space="preserve"> y todo tipo de entremeses fríos.</w:t>
-      </w:r>
-    </w:p>
-    <w:p>
-      <w:pPr>
+        <w:t xml:space="preserve">, terrinas, ahumados, escabeches, ceviches, </w:t>
+      </w:r>
+      <w:proofErr w:type="spellStart"/>
+      <w:r>
         <w:rPr>
           <w:szCs w:val="28"/>
           <w:lang w:val="es-MX"/>
         </w:rPr>
-      </w:pPr>
+        <w:t>sándwiches</w:t>
+      </w:r>
+      <w:proofErr w:type="spellEnd"/>
       <w:r>
         <w:rPr>
           <w:szCs w:val="28"/>
           <w:lang w:val="es-MX"/>
         </w:rPr>
-        <w:t>El término que designa a esta área y a su chef principal proviene del francés: </w:t>
-      </w:r>
-      <w:r>
-        <w:rPr>
-          <w:rStyle w:val="Extranjerismo"/>
-        </w:rPr>
-        <w:t>Garde Manger</w:t>
-      </w:r>
-      <w:r>
+        <w:t xml:space="preserve"> y todo tipo de entremeses fríos.</w:t>
+      </w:r>
+    </w:p>
+    <w:p>
+      <w:pPr>
         <w:rPr>
           <w:szCs w:val="28"/>
           <w:lang w:val="es-MX"/>
         </w:rPr>
-        <w:t xml:space="preserve">, que significa literalmente "guardar para comer". Este nombre tiene un origen histórico que se </w:t>
-      </w:r>
+      </w:pPr>
       <w:r>
         <w:rPr>
           <w:szCs w:val="28"/>
           <w:lang w:val="es-MX"/>
         </w:rPr>
-        <w:t>remonta a la Edad Media. En</w:t>
+        <w:t>El término que designa a esta área y a su chef principal proviene del francés: </w:t>
+      </w:r>
+      <w:r>
+        <w:rPr>
+          <w:rStyle w:val="Extranjerismo"/>
+        </w:rPr>
+        <w:t>Garde Manger</w:t>
       </w:r>
       <w:r>
         <w:rPr>
           <w:szCs w:val="28"/>
           <w:lang w:val="es-MX"/>
         </w:rPr>
-        <w:t xml:space="preserve"> los castillos y grandes casas señoriales, existía un área de almacenamiento de alimentos, generalmente ubicada en un sótano o zona fresca, llamada </w:t>
-      </w:r>
-      <w:r>
-        <w:rPr>
-          <w:rStyle w:val="Extranjerismo"/>
-        </w:rPr>
-        <w:t>G</w:t>
-      </w:r>
-      <w:r>
-        <w:rPr>
-          <w:rStyle w:val="Extranjerismo"/>
-        </w:rPr>
-        <w:t xml:space="preserve">arde </w:t>
-      </w:r>
-      <w:r>
-        <w:rPr>
-          <w:rStyle w:val="Extranjerismo"/>
-        </w:rPr>
-        <w:t>M</w:t>
-      </w:r>
-      <w:r>
-        <w:rPr>
-          <w:rStyle w:val="Extranjerismo"/>
-        </w:rPr>
-        <w:t>anger</w:t>
+        <w:t xml:space="preserve">, que significa literalmente "guardar para comer". Este nombre tiene un origen histórico que se </w:t>
       </w:r>
       <w:r>
         <w:rPr>
           <w:szCs w:val="28"/>
           <w:lang w:val="es-MX"/>
         </w:rPr>
-        <w:t xml:space="preserve">. </w:t>
-      </w:r>
-    </w:p>
-    <w:p>
-      <w:pPr>
-        <w:ind w:left="426"/>
+        <w:t>remonta a la Edad Media. En</w:t>
+      </w:r>
+      <w:r>
         <w:rPr>
           <w:szCs w:val="28"/>
           <w:lang w:val="es-MX"/>
         </w:rPr>
-      </w:pPr>
+        <w:t xml:space="preserve"> los castillos y grandes casas señoriales, existía un área de almacenamiento de alimentos, generalmente ubicada en un sótano o zona fresca, llamada </w:t>
+      </w:r>
+      <w:r>
+        <w:rPr>
+          <w:rStyle w:val="Extranjerismo"/>
+        </w:rPr>
+        <w:t>G</w:t>
+      </w:r>
+      <w:r>
+        <w:rPr>
+          <w:rStyle w:val="Extranjerismo"/>
+        </w:rPr>
+        <w:t xml:space="preserve">arde </w:t>
+      </w:r>
+      <w:r>
+        <w:rPr>
+          <w:rStyle w:val="Extranjerismo"/>
+        </w:rPr>
+        <w:t>M</w:t>
+      </w:r>
+      <w:r>
+        <w:rPr>
+          <w:rStyle w:val="Extranjerismo"/>
+        </w:rPr>
+        <w:t>anger</w:t>
+      </w:r>
       <w:r>
         <w:rPr>
           <w:szCs w:val="28"/>
           <w:lang w:val="es-MX"/>
         </w:rPr>
+        <w:t xml:space="preserve">. </w:t>
+      </w:r>
+    </w:p>
+    <w:p>
+      <w:pPr>
+        <w:ind w:left="426"/>
+        <w:rPr>
+          <w:szCs w:val="28"/>
+          <w:lang w:val="es-MX"/>
+        </w:rPr>
+      </w:pPr>
+      <w:r>
+        <w:rPr>
+          <w:szCs w:val="28"/>
+          <w:lang w:val="es-MX"/>
+        </w:rPr>
         <w:lastRenderedPageBreak/>
         <w:t>El responsable de esta despensa era el </w:t>
       </w:r>
+      <w:proofErr w:type="spellStart"/>
       <w:r>
         <w:rPr>
           <w:rStyle w:val="Extranjerismo"/>
         </w:rPr>
         <w:t>cier</w:t>
       </w:r>
+      <w:proofErr w:type="spellEnd"/>
       <w:r>
         <w:rPr>
           <w:szCs w:val="28"/>
@@ -3414,12 +3435,15 @@
         </w:rPr>
         <w:t xml:space="preserve"> como una partida fundamental, responsable de la mise en place de las materias primas frescas, el despiece y limpieza de pescados y carnes, y la preparación de sopas frías, ensaladas, </w:t>
       </w:r>
-      <w:r>
-        <w:rPr>
-          <w:rStyle w:val="Extranjerismo"/>
+      <w:proofErr w:type="spellStart"/>
+      <w:r>
+        <w:rPr>
+          <w:szCs w:val="28"/>
+          <w:lang w:val="es-MX"/>
         </w:rPr>
         <w:t>patés</w:t>
       </w:r>
+      <w:proofErr w:type="spellEnd"/>
       <w:r>
         <w:rPr>
           <w:szCs w:val="28"/>
@@ -3709,14 +3733,15 @@
         </w:rPr>
         <w:t xml:space="preserve">Elaboración de </w:t>
       </w:r>
-      <w:r>
-        <w:rPr>
-          <w:rStyle w:val="Extranjerismo"/>
+      <w:proofErr w:type="spellStart"/>
+      <w:r>
+        <w:rPr>
           <w:b/>
           <w:bCs/>
         </w:rPr>
         <w:t>patés</w:t>
       </w:r>
+      <w:proofErr w:type="spellEnd"/>
       <w:r>
         <w:rPr>
           <w:b/>
@@ -3794,8 +3819,17 @@
           <w:bCs/>
         </w:rPr>
         <w:lastRenderedPageBreak/>
-        <w:t>Canapés y sándwiches</w:t>
-      </w:r>
+        <w:t xml:space="preserve">Canapés y </w:t>
+      </w:r>
+      <w:proofErr w:type="spellStart"/>
+      <w:r>
+        <w:rPr>
+          <w:b/>
+          <w:bCs/>
+        </w:rPr>
+        <w:t>sándwiches</w:t>
+      </w:r>
+      <w:proofErr w:type="spellEnd"/>
       <w:r>
         <w:rPr>
           <w:b/>
@@ -3941,7 +3975,7 @@
               </wp:inline>
             </w:drawing>
           </mc:Choice>
-          <mc:Fallback xmlns:oel="http://schemas.microsoft.com/office/2019/extlst" xmlns:w16du="http://schemas.microsoft.com/office/word/2023/wordml/word16du" xmlns:w16sdtfl="http://schemas.microsoft.com/office/word/2024/wordml/sdtformatlock">
+          <mc:Fallback xmlns:w16sdtfl="http://schemas.microsoft.com/office/word/2024/wordml/sdtformatlock" xmlns:w16du="http://schemas.microsoft.com/office/word/2023/wordml/word16du" xmlns:oel="http://schemas.microsoft.com/office/2019/extlst">
             <w:pict>
               <v:rect w14:anchorId="3F42706F" id="Rectángulo 3" o:spid="_x0000_s1026" alt="La figura representa la estructura organizativa de una brigada de cocina profesional. La información se distribuye desde los niveles de mayor responsabilidad y coordinación hacia áreas especializadas y funciones operativas, mostrando mediante conexiones la relación de autoridad y apoyo entre los integrantes. La composición permite comprender cómo se distribuyen las responsabilidades y cómo se articulan diferentes especialidades para facilitar el funcionamiento coordinado de la cocina." style="width:24pt;height:24pt;visibility:visible;mso-wrap-style:square;mso-left-percent:-10001;mso-top-percent:-10001;mso-position-horizontal:absolute;mso-position-horizontal-relative:char;mso-position-vertical:absolute;mso-position-vertical-relative:line;mso-left-percent:-10001;mso-top-percent:-10001;v-text-anchor:top" o:gfxdata="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" filled="f" stroked="f">
                 <o:lock v:ext="edit" aspectratio="t"/>
@@ -4019,7 +4053,49 @@
         <w:rPr>
           <w:lang w:val="en-US" w:eastAsia="es-CO"/>
         </w:rPr>
-        <w:t>Nota. Adaptado del Manual de Cocina Fría (s.f.) y Ramos Velasco (2023).</w:t>
+        <w:t xml:space="preserve">Nota. </w:t>
+      </w:r>
+      <w:proofErr w:type="spellStart"/>
+      <w:r>
+        <w:rPr>
+          <w:lang w:val="en-US" w:eastAsia="es-CO"/>
+        </w:rPr>
+        <w:t>Adaptado</w:t>
+      </w:r>
+      <w:proofErr w:type="spellEnd"/>
+      <w:r>
+        <w:rPr>
+          <w:lang w:val="en-US" w:eastAsia="es-CO"/>
+        </w:rPr>
+        <w:t xml:space="preserve"> del Manual de Cocina </w:t>
+      </w:r>
+      <w:proofErr w:type="spellStart"/>
+      <w:r>
+        <w:rPr>
+          <w:lang w:val="en-US" w:eastAsia="es-CO"/>
+        </w:rPr>
+        <w:t>Fría</w:t>
+      </w:r>
+      <w:proofErr w:type="spellEnd"/>
+      <w:r>
+        <w:rPr>
+          <w:lang w:val="en-US" w:eastAsia="es-CO"/>
+        </w:rPr>
+        <w:t xml:space="preserve"> (</w:t>
+      </w:r>
+      <w:proofErr w:type="spellStart"/>
+      <w:r>
+        <w:rPr>
+          <w:lang w:val="en-US" w:eastAsia="es-CO"/>
+        </w:rPr>
+        <w:t>s.f.</w:t>
+      </w:r>
+      <w:proofErr w:type="spellEnd"/>
+      <w:r>
+        <w:rPr>
+          <w:lang w:val="en-US" w:eastAsia="es-CO"/>
+        </w:rPr>
+        <w:t>) y Ramos Velasco (2023).</w:t>
       </w:r>
     </w:p>
     <w:p>
@@ -4039,21 +4115,19 @@
       <w:r>
         <w:t xml:space="preserve">La cocina fría es especialmente vulnerable a la contaminación por microorganismos patógenos, ya que muchas de sus preparaciones (ensaladas, ceviches, </w:t>
       </w:r>
-      <w:r>
-        <w:rPr>
-          <w:rStyle w:val="Extranjerismo"/>
-        </w:rPr>
+      <w:proofErr w:type="spellStart"/>
+      <w:r>
         <w:t>sándwiches</w:t>
       </w:r>
+      <w:proofErr w:type="spellEnd"/>
       <w:r>
         <w:t xml:space="preserve">, </w:t>
       </w:r>
-      <w:r>
-        <w:rPr>
-          <w:rStyle w:val="Extranjerismo"/>
-        </w:rPr>
+      <w:proofErr w:type="spellStart"/>
+      <w:r>
         <w:t>patés</w:t>
       </w:r>
+      <w:proofErr w:type="spellEnd"/>
       <w:r>
         <w:t>) no reciben un tratamiento térmico final que elimine las bacterias. Por lo tanto, el cumplimiento de las Buenas Prácticas de Manufactura (BPM) y el control riguroso de la cadena de frío son sus principios de seguridad más importantes.</w:t>
       </w:r>
@@ -4121,8 +4195,17 @@
                 <w:rStyle w:val="Extranjerismo"/>
                 <w:lang w:val="es-419"/>
               </w:rPr>
-              <w:t>Garde Manger</w:t>
-            </w:r>
+              <w:t xml:space="preserve">Garde </w:t>
+            </w:r>
+            <w:proofErr w:type="spellStart"/>
+            <w:r>
+              <w:rPr>
+                <w:rStyle w:val="Extranjerismo"/>
+                <w:lang w:val="es-419"/>
+              </w:rPr>
+              <w:t>Manger</w:t>
+            </w:r>
+            <w:proofErr w:type="spellEnd"/>
           </w:p>
         </w:tc>
         <w:tc>
@@ -4451,12 +4534,14 @@
               </w:rPr>
               <w:t xml:space="preserve">Mantener ensaladas, salsas y </w:t>
             </w:r>
-            <w:r>
-              <w:rPr>
-                <w:rStyle w:val="Extranjerismo"/>
+            <w:proofErr w:type="spellStart"/>
+            <w:r>
+              <w:rPr>
+                <w:bCs/>
               </w:rPr>
               <w:t>patés</w:t>
             </w:r>
+            <w:proofErr w:type="spellEnd"/>
             <w:r>
               <w:rPr>
                 <w:bCs/>
@@ -4680,7 +4765,21 @@
         <w:rPr>
           <w:rStyle w:val="Extranjerismo"/>
         </w:rPr>
-        <w:t>mise en place</w:t>
+        <w:t xml:space="preserve">mise </w:t>
+      </w:r>
+      <w:proofErr w:type="spellStart"/>
+      <w:r>
+        <w:rPr>
+          <w:rStyle w:val="Extranjerismo"/>
+        </w:rPr>
+        <w:t>en</w:t>
+      </w:r>
+      <w:proofErr w:type="spellEnd"/>
+      <w:r>
+        <w:rPr>
+          <w:rStyle w:val="Extranjerismo"/>
+        </w:rPr>
+        <w:t xml:space="preserve"> place</w:t>
       </w:r>
       <w:r>
         <w:t xml:space="preserve"> y organización del puesto</w:t>
@@ -4699,7 +4798,21 @@
         <w:rPr>
           <w:rStyle w:val="Extranjerismo"/>
         </w:rPr>
-        <w:t>mise en place</w:t>
+        <w:t xml:space="preserve">mise </w:t>
+      </w:r>
+      <w:proofErr w:type="spellStart"/>
+      <w:r>
+        <w:rPr>
+          <w:rStyle w:val="Extranjerismo"/>
+        </w:rPr>
+        <w:t>en</w:t>
+      </w:r>
+      <w:proofErr w:type="spellEnd"/>
+      <w:r>
+        <w:rPr>
+          <w:rStyle w:val="Extranjerismo"/>
+        </w:rPr>
+        <w:t xml:space="preserve"> place</w:t>
       </w:r>
       <w:r>
         <w:t> significa "poner en su lugar" y es la práctica fundamental para cualquier cocinero, pero especialmente para el </w:t>
@@ -4709,8 +4822,17 @@
           <w:rStyle w:val="Extranjerismo"/>
           <w:lang w:val="es-CO"/>
         </w:rPr>
-        <w:t>Garde Manger</w:t>
-      </w:r>
+        <w:t xml:space="preserve">Garde </w:t>
+      </w:r>
+      <w:proofErr w:type="spellStart"/>
+      <w:r>
+        <w:rPr>
+          <w:rStyle w:val="Extranjerismo"/>
+          <w:lang w:val="es-CO"/>
+        </w:rPr>
+        <w:t>Manger</w:t>
+      </w:r>
+      <w:proofErr w:type="spellEnd"/>
       <w:r>
         <w:t xml:space="preserve">, </w:t>
       </w:r>
@@ -4958,12 +5080,14 @@
         </w:rPr>
         <w:t xml:space="preserve"> de betabel, </w:t>
       </w:r>
+      <w:proofErr w:type="spellStart"/>
       <w:r>
         <w:rPr>
           <w:rStyle w:val="Extranjerismo"/>
         </w:rPr>
         <w:t>crutones</w:t>
       </w:r>
+      <w:proofErr w:type="spellEnd"/>
       <w:r>
         <w:rPr>
           <w:lang w:val="es-MX"/>
@@ -5000,12 +5124,14 @@
         </w:rPr>
         <w:t xml:space="preserve"> o </w:t>
       </w:r>
-      <w:r>
-        <w:rPr>
-          <w:rStyle w:val="Extranjerismo"/>
+      <w:proofErr w:type="spellStart"/>
+      <w:r>
+        <w:rPr>
+          <w:lang w:val="es-MX"/>
         </w:rPr>
         <w:t>sándwiches</w:t>
       </w:r>
+      <w:proofErr w:type="spellEnd"/>
       <w:r>
         <w:rPr>
           <w:lang w:val="es-MX"/>
@@ -5030,8 +5156,17 @@
           <w:rStyle w:val="Extranjerismo"/>
           <w:lang w:val="es-MX"/>
         </w:rPr>
-        <w:t>Garde Manger</w:t>
-      </w:r>
+        <w:t xml:space="preserve">Garde </w:t>
+      </w:r>
+      <w:proofErr w:type="spellStart"/>
+      <w:r>
+        <w:rPr>
+          <w:rStyle w:val="Extranjerismo"/>
+          <w:lang w:val="es-MX"/>
+        </w:rPr>
+        <w:t>Manger</w:t>
+      </w:r>
+      <w:proofErr w:type="spellEnd"/>
       <w:r>
         <w:rPr>
           <w:lang w:val="es-MX"/>
@@ -5302,12 +5437,11 @@
             <w:r>
               <w:t xml:space="preserve">Ensamblar ensaladas, emplatar </w:t>
             </w:r>
-            <w:r>
-              <w:rPr>
-                <w:rStyle w:val="Extranjerismo"/>
-              </w:rPr>
+            <w:proofErr w:type="spellStart"/>
+            <w:r>
               <w:t>patés</w:t>
             </w:r>
+            <w:proofErr w:type="spellEnd"/>
             <w:r>
               <w:t xml:space="preserve"> y terrinas, decorar platos.</w:t>
             </w:r>
@@ -5353,11 +5487,16 @@
             <w:r>
               <w:t xml:space="preserve">, bandejas </w:t>
             </w:r>
+            <w:proofErr w:type="spellStart"/>
             <w:r>
               <w:t>G</w:t>
             </w:r>
             <w:r>
-              <w:t>astronorm.</w:t>
+              <w:t>astronorm</w:t>
+            </w:r>
+            <w:proofErr w:type="spellEnd"/>
+            <w:r>
+              <w:t>.</w:t>
             </w:r>
           </w:p>
         </w:tc>
@@ -5450,7 +5589,25 @@
                 <w:b/>
                 <w:bCs/>
               </w:rPr>
-              <w:t>mise en place</w:t>
+              <w:t xml:space="preserve">mise </w:t>
+            </w:r>
+            <w:proofErr w:type="spellStart"/>
+            <w:r>
+              <w:rPr>
+                <w:rStyle w:val="Extranjerismo"/>
+                <w:b/>
+                <w:bCs/>
+              </w:rPr>
+              <w:t>en</w:t>
+            </w:r>
+            <w:proofErr w:type="spellEnd"/>
+            <w:r>
+              <w:rPr>
+                <w:rStyle w:val="Extranjerismo"/>
+                <w:b/>
+                <w:bCs/>
+              </w:rPr>
+              <w:t xml:space="preserve"> place</w:t>
             </w:r>
             <w:r>
               <w:rPr>
@@ -5475,6 +5632,7 @@
             <w:tcW w:w="9962" w:type="dxa"/>
           </w:tcPr>
           <w:p>
+            <w:proofErr w:type="spellStart"/>
             <w:r>
               <w:rPr>
                 <w:b/>
@@ -5482,6 +5640,7 @@
               </w:rPr>
               <w:t>Asusena</w:t>
             </w:r>
+            <w:proofErr w:type="spellEnd"/>
             <w:r>
               <w:rPr>
                 <w:b/>
@@ -5529,6 +5688,7 @@
             </w:r>
           </w:p>
           <w:p>
+            <w:proofErr w:type="spellStart"/>
             <w:r>
               <w:rPr>
                 <w:b/>
@@ -5536,6 +5696,7 @@
               </w:rPr>
               <w:t>Asusena</w:t>
             </w:r>
+            <w:proofErr w:type="spellEnd"/>
             <w:r>
               <w:rPr>
                 <w:b/>
@@ -5567,62 +5728,84 @@
             <w:r>
               <w:t xml:space="preserve">el área encargada de gestionar alimentos y preparaciones que servimos fríos. Su chef se ocupa de ensaladas, aderezos, </w:t>
             </w:r>
+            <w:proofErr w:type="spellStart"/>
+            <w:r>
+              <w:t>patés</w:t>
+            </w:r>
+            <w:proofErr w:type="spellEnd"/>
+            <w:r>
+              <w:t xml:space="preserve">, </w:t>
+            </w:r>
             <w:r>
               <w:rPr>
                 <w:rStyle w:val="Extranjerismo"/>
               </w:rPr>
-              <w:t>patés</w:t>
-            </w:r>
-            <w:r>
-              <w:t xml:space="preserve">, </w:t>
+              <w:t>canapés</w:t>
+            </w:r>
+            <w:r>
+              <w:t xml:space="preserve"> y del despiece y limpieza de carnes, aves, pescados y mariscos.</w:t>
+            </w:r>
+          </w:p>
+          <w:p>
+            <w:r>
+              <w:rPr>
+                <w:b/>
+                <w:bCs/>
+              </w:rPr>
+              <w:t>Don Campos:</w:t>
+            </w:r>
+            <w:r>
+              <w:t xml:space="preserve"> </w:t>
+            </w:r>
+            <w:r>
+              <w:t>n</w:t>
+            </w:r>
+            <w:r>
+              <w:t>ecesita conocimientos de cocina caliente y pastelería; que el plato llegue frío no significa que el oficio venga con menos exigencias.</w:t>
+            </w:r>
+          </w:p>
+          <w:p>
+            <w:proofErr w:type="spellStart"/>
+            <w:r>
+              <w:rPr>
+                <w:b/>
+                <w:bCs/>
+              </w:rPr>
+              <w:t>Asusena</w:t>
+            </w:r>
+            <w:proofErr w:type="spellEnd"/>
+            <w:r>
+              <w:rPr>
+                <w:b/>
+                <w:bCs/>
+              </w:rPr>
+              <w:t xml:space="preserve">: </w:t>
+            </w:r>
+            <w:r>
+              <w:t>p</w:t>
+            </w:r>
+            <w:r>
+              <w:t xml:space="preserve">ara trabajar sin convertir cada pedido en una emergencia, hacemos la </w:t>
             </w:r>
             <w:r>
               <w:rPr>
                 <w:rStyle w:val="Extranjerismo"/>
               </w:rPr>
-              <w:t>canapés</w:t>
-            </w:r>
-            <w:r>
-              <w:t xml:space="preserve"> y del despiece y limpieza de carnes, aves, pescados y mariscos.</w:t>
-            </w:r>
-          </w:p>
-          <w:p>
-            <w:r>
-              <w:rPr>
-                <w:b/>
-                <w:bCs/>
-              </w:rPr>
-              <w:t>Don Campos:</w:t>
-            </w:r>
-            <w:r>
-              <w:t xml:space="preserve"> </w:t>
-            </w:r>
-            <w:r>
-              <w:t>n</w:t>
-            </w:r>
-            <w:r>
-              <w:t>ecesita conocimientos de cocina caliente y pastelería; que el plato llegue frío no significa que el oficio venga con menos exigencias.</w:t>
-            </w:r>
-          </w:p>
-          <w:p>
-            <w:r>
-              <w:rPr>
-                <w:b/>
-                <w:bCs/>
-              </w:rPr>
-              <w:t xml:space="preserve">Asusena: </w:t>
-            </w:r>
-            <w:r>
-              <w:t>p</w:t>
-            </w:r>
-            <w:r>
-              <w:t xml:space="preserve">ara trabajar sin convertir cada pedido en una emergencia, hacemos la </w:t>
-            </w:r>
+              <w:t xml:space="preserve">mise </w:t>
+            </w:r>
+            <w:proofErr w:type="spellStart"/>
             <w:r>
               <w:rPr>
                 <w:rStyle w:val="Extranjerismo"/>
               </w:rPr>
-              <w:t>mise en place</w:t>
+              <w:t>en</w:t>
+            </w:r>
+            <w:proofErr w:type="spellEnd"/>
+            <w:r>
+              <w:rPr>
+                <w:rStyle w:val="Extranjerismo"/>
+              </w:rPr>
+              <w:t xml:space="preserve"> place</w:t>
             </w:r>
             <w:r>
               <w:t>: ponemos en su lugar ingredientes, utensilios y preparaciones antes del servicio. El nombre viene en francés, pero la obligación se entiende perfectamente en español.</w:t>
@@ -5666,12 +5849,21 @@
             <w:r>
               <w:t xml:space="preserve"> </w:t>
             </w:r>
+            <w:proofErr w:type="spellStart"/>
             <w:r>
               <w:rPr>
                 <w:b/>
                 <w:bCs/>
               </w:rPr>
-              <w:t xml:space="preserve">Asusena: </w:t>
+              <w:t>Asusena</w:t>
+            </w:r>
+            <w:proofErr w:type="spellEnd"/>
+            <w:r>
+              <w:rPr>
+                <w:b/>
+                <w:bCs/>
+              </w:rPr>
+              <w:t xml:space="preserve">: </w:t>
             </w:r>
             <w:r>
               <w:t>l</w:t>
@@ -5709,12 +5901,21 @@
             </w:r>
           </w:p>
           <w:p>
+            <w:proofErr w:type="spellStart"/>
             <w:r>
               <w:rPr>
                 <w:b/>
                 <w:bCs/>
               </w:rPr>
-              <w:t>Asusena:</w:t>
+              <w:t>Asusena</w:t>
+            </w:r>
+            <w:proofErr w:type="spellEnd"/>
+            <w:r>
+              <w:rPr>
+                <w:b/>
+                <w:bCs/>
+              </w:rPr>
+              <w:t>:</w:t>
             </w:r>
             <w:r>
               <w:t xml:space="preserve"> </w:t>
@@ -5746,12 +5947,21 @@
             </w:r>
           </w:p>
           <w:p>
+            <w:proofErr w:type="spellStart"/>
             <w:r>
               <w:rPr>
                 <w:b/>
                 <w:bCs/>
               </w:rPr>
-              <w:t>Asusena:</w:t>
+              <w:t>Asusena</w:t>
+            </w:r>
+            <w:proofErr w:type="spellEnd"/>
+            <w:r>
+              <w:rPr>
+                <w:b/>
+                <w:bCs/>
+              </w:rPr>
+              <w:t>:</w:t>
             </w:r>
             <w:r>
               <w:t xml:space="preserve"> </w:t>
@@ -5785,12 +5995,21 @@
             </w:r>
           </w:p>
           <w:p>
+            <w:proofErr w:type="spellStart"/>
             <w:r>
               <w:rPr>
                 <w:b/>
                 <w:bCs/>
               </w:rPr>
-              <w:t>Asusena:</w:t>
+              <w:t>Asusena</w:t>
+            </w:r>
+            <w:proofErr w:type="spellEnd"/>
+            <w:r>
+              <w:rPr>
+                <w:b/>
+                <w:bCs/>
+              </w:rPr>
+              <w:t>:</w:t>
             </w:r>
             <w:r>
               <w:t xml:space="preserve"> n</w:t>
@@ -5887,12 +6106,14 @@
       <w:r>
         <w:t xml:space="preserve">iana, </w:t>
       </w:r>
+      <w:proofErr w:type="spellStart"/>
       <w:r>
         <w:rPr>
           <w:rStyle w:val="Extranjerismo"/>
         </w:rPr>
         <w:t>brunoise</w:t>
       </w:r>
+      <w:proofErr w:type="spellEnd"/>
       <w:r>
         <w:t>, bastón, macedonia, rodajas</w:t>
       </w:r>
@@ -6085,12 +6306,11 @@
             <w:r>
               <w:t xml:space="preserve">Ensaladas verdes, guarniciones de </w:t>
             </w:r>
-            <w:r>
-              <w:rPr>
-                <w:rStyle w:val="Extranjerismo"/>
-              </w:rPr>
+            <w:proofErr w:type="spellStart"/>
+            <w:r>
               <w:t>sándwiches</w:t>
             </w:r>
+            <w:proofErr w:type="spellEnd"/>
             <w:r>
               <w:t>, salteados.</w:t>
             </w:r>
@@ -6111,12 +6331,14 @@
                 <w:rStyle w:val="Extranjerismo"/>
               </w:rPr>
             </w:pPr>
+            <w:proofErr w:type="spellStart"/>
             <w:r>
               <w:rPr>
                 <w:rStyle w:val="Extranjerismo"/>
               </w:rPr>
               <w:t>Brunoise</w:t>
             </w:r>
+            <w:proofErr w:type="spellEnd"/>
           </w:p>
         </w:tc>
         <w:tc>
@@ -6228,6 +6450,7 @@
             <w:r>
               <w:t xml:space="preserve">Verduras para servir como guarnición, vegetales crudos con </w:t>
             </w:r>
+            <w:proofErr w:type="spellStart"/>
             <w:r>
               <w:rPr>
                 <w:rStyle w:val="Extranjerismo"/>
@@ -6235,6 +6458,7 @@
               </w:rPr>
               <w:t>dip</w:t>
             </w:r>
+            <w:proofErr w:type="spellEnd"/>
             <w:r>
               <w:t>.</w:t>
             </w:r>
@@ -6325,7 +6549,23 @@
                 <w:rStyle w:val="Extranjerismo"/>
                 <w:lang w:val="es-419"/>
               </w:rPr>
-              <w:t>(Rondelle)</w:t>
+              <w:t>(</w:t>
+            </w:r>
+            <w:proofErr w:type="spellStart"/>
+            <w:r>
+              <w:rPr>
+                <w:rStyle w:val="Extranjerismo"/>
+                <w:lang w:val="es-419"/>
+              </w:rPr>
+              <w:t>Rondelle</w:t>
+            </w:r>
+            <w:proofErr w:type="spellEnd"/>
+            <w:r>
+              <w:rPr>
+                <w:rStyle w:val="Extranjerismo"/>
+                <w:lang w:val="es-419"/>
+              </w:rPr>
+              <w:t>)</w:t>
             </w:r>
           </w:p>
         </w:tc>
@@ -6514,6 +6754,7 @@
         </w:rPr>
         <w:t>Rodajas (</w:t>
       </w:r>
+      <w:proofErr w:type="spellStart"/>
       <w:r>
         <w:rPr>
           <w:rStyle w:val="Extranjerismo"/>
@@ -6523,6 +6764,7 @@
         </w:rPr>
         <w:t>Rondelle</w:t>
       </w:r>
+      <w:proofErr w:type="spellEnd"/>
       <w:r>
         <w:rPr>
           <w:b/>
@@ -6560,21 +6802,25 @@
       <w:r>
         <w:t xml:space="preserve">, </w:t>
       </w:r>
+      <w:proofErr w:type="spellStart"/>
       <w:r>
         <w:rPr>
           <w:rStyle w:val="Extranjerismo"/>
         </w:rPr>
         <w:t>tourné</w:t>
       </w:r>
+      <w:proofErr w:type="spellEnd"/>
       <w:r>
         <w:t xml:space="preserve">, </w:t>
       </w:r>
+      <w:proofErr w:type="spellStart"/>
       <w:r>
         <w:rPr>
           <w:rStyle w:val="Extranjerismo"/>
         </w:rPr>
         <w:t>concassé</w:t>
       </w:r>
+      <w:proofErr w:type="spellEnd"/>
       <w:r>
         <w:t xml:space="preserve">, </w:t>
       </w:r>
@@ -6614,6 +6860,7 @@
           <w:lang w:val="es-MX" w:eastAsia="es-CO"/>
         </w:rPr>
       </w:pPr>
+      <w:proofErr w:type="spellStart"/>
       <w:r>
         <w:rPr>
           <w:rStyle w:val="Extranjerismo"/>
@@ -6621,7 +6868,17 @@
           <w:bCs/>
           <w:lang w:val="es-MX" w:eastAsia="es-CO"/>
         </w:rPr>
-        <w:t>Chiffonade.</w:t>
+        <w:t>Chiffonade</w:t>
+      </w:r>
+      <w:proofErr w:type="spellEnd"/>
+      <w:r>
+        <w:rPr>
+          <w:rStyle w:val="Extranjerismo"/>
+          <w:b/>
+          <w:bCs/>
+          <w:lang w:val="es-MX" w:eastAsia="es-CO"/>
+        </w:rPr>
+        <w:t>.</w:t>
       </w:r>
       <w:r>
         <w:rPr>
@@ -6712,6 +6969,7 @@
           <w:lang w:val="es-MX" w:eastAsia="es-CO"/>
         </w:rPr>
       </w:pPr>
+      <w:proofErr w:type="spellStart"/>
       <w:r>
         <w:rPr>
           <w:rStyle w:val="Extranjerismo"/>
@@ -6720,6 +6978,7 @@
         </w:rPr>
         <w:t>Tourné</w:t>
       </w:r>
+      <w:proofErr w:type="spellEnd"/>
       <w:r>
         <w:rPr>
           <w:b/>
@@ -6760,12 +7019,21 @@
         </w:rPr>
         <w:t xml:space="preserve"> guarnición de lujo para </w:t>
       </w:r>
+      <w:proofErr w:type="spellStart"/>
       <w:r>
         <w:rPr>
           <w:rStyle w:val="Extranjerismo"/>
           <w:lang w:val="es-MX" w:eastAsia="es-CO"/>
         </w:rPr>
-        <w:t>buffets,</w:t>
+        <w:t>buffets</w:t>
+      </w:r>
+      <w:proofErr w:type="spellEnd"/>
+      <w:r>
+        <w:rPr>
+          <w:rStyle w:val="Extranjerismo"/>
+          <w:lang w:val="es-MX" w:eastAsia="es-CO"/>
+        </w:rPr>
+        <w:t>,</w:t>
       </w:r>
       <w:r>
         <w:rPr>
@@ -6813,6 +7081,7 @@
           <w:lang w:val="es-MX" w:eastAsia="es-CO"/>
         </w:rPr>
       </w:pPr>
+      <w:proofErr w:type="spellStart"/>
       <w:r>
         <w:rPr>
           <w:rStyle w:val="Extranjerismo"/>
@@ -6820,7 +7089,17 @@
           <w:bCs/>
           <w:lang w:val="es-MX" w:eastAsia="es-CO"/>
         </w:rPr>
-        <w:t>Concassé.</w:t>
+        <w:t>Concassé</w:t>
+      </w:r>
+      <w:proofErr w:type="spellEnd"/>
+      <w:r>
+        <w:rPr>
+          <w:rStyle w:val="Extranjerismo"/>
+          <w:b/>
+          <w:bCs/>
+          <w:lang w:val="es-MX" w:eastAsia="es-CO"/>
+        </w:rPr>
+        <w:t>.</w:t>
       </w:r>
       <w:r>
         <w:rPr>
@@ -6900,6 +7179,7 @@
         </w:rPr>
         <w:t xml:space="preserve"> chef, olla para escaldar, </w:t>
       </w:r>
+      <w:proofErr w:type="spellStart"/>
       <w:r>
         <w:rPr>
           <w:rStyle w:val="Extranjerismo"/>
@@ -6907,6 +7187,7 @@
         </w:rPr>
         <w:t>bowl</w:t>
       </w:r>
+      <w:proofErr w:type="spellEnd"/>
       <w:r>
         <w:rPr>
           <w:lang w:val="es-MX" w:eastAsia="es-CO"/>
@@ -6980,12 +7261,14 @@
         </w:rPr>
         <w:t xml:space="preserve"> decoración crujiente para ensaladas, cremas frías, </w:t>
       </w:r>
-      <w:r>
-        <w:rPr>
-          <w:rStyle w:val="Extranjerismo"/>
+      <w:proofErr w:type="spellStart"/>
+      <w:r>
+        <w:rPr>
+          <w:lang w:val="es-MX" w:eastAsia="es-CO"/>
         </w:rPr>
         <w:t>patés</w:t>
       </w:r>
+      <w:proofErr w:type="spellEnd"/>
       <w:r>
         <w:rPr>
           <w:lang w:val="es-MX" w:eastAsia="es-CO"/>
@@ -7605,6 +7888,9 @@
               <w:t>p</w:t>
             </w:r>
             <w:r>
+              <w:rPr>
+                <w:bCs/>
+              </w:rPr>
               <w:t>até</w:t>
             </w:r>
           </w:p>
@@ -7656,6 +7942,7 @@
               </w:rPr>
               <w:t xml:space="preserve">Los ingredientes añadidos deben ser pequeños para no romper la textura homogénea de la </w:t>
             </w:r>
+            <w:proofErr w:type="spellStart"/>
             <w:r>
               <w:rPr>
                 <w:rStyle w:val="Extranjerismo"/>
@@ -7663,6 +7950,7 @@
               </w:rPr>
               <w:t>farce</w:t>
             </w:r>
+            <w:proofErr w:type="spellEnd"/>
             <w:r>
               <w:rPr>
                 <w:bCs/>
@@ -7744,12 +8032,14 @@
               </w:rPr>
               <w:t xml:space="preserve">Las guarniciones del gazpacho (pepino, pimiento, cebolla) se sirven en </w:t>
             </w:r>
+            <w:proofErr w:type="spellStart"/>
             <w:r>
               <w:rPr>
                 <w:rStyle w:val="Extranjerismo"/>
               </w:rPr>
               <w:t>brunoise</w:t>
             </w:r>
+            <w:proofErr w:type="spellEnd"/>
             <w:r>
               <w:rPr>
                 <w:bCs/>
@@ -7859,12 +8149,21 @@
             </w:r>
           </w:p>
           <w:p>
+            <w:proofErr w:type="spellStart"/>
             <w:r>
               <w:rPr>
                 <w:b/>
                 <w:bCs/>
               </w:rPr>
-              <w:t>Asusena:</w:t>
+              <w:t>Asusena</w:t>
+            </w:r>
+            <w:proofErr w:type="spellEnd"/>
+            <w:r>
+              <w:rPr>
+                <w:b/>
+                <w:bCs/>
+              </w:rPr>
+              <w:t>:</w:t>
             </w:r>
             <w:r>
               <w:t xml:space="preserve"> </w:t>
@@ -7895,16 +8194,33 @@
               <w:t>de entrada</w:t>
             </w:r>
             <w:r>
-              <w:t>, acomodamos el cuerpo: pies separados al ancho de los hombros, espalda recta y codos cerca del torso. La mano que sostiene el alimento forma una garra, con los dedos encorvados y los nudillos guiando la hoja; las yemas permanecen protegidas. La velocidad mmm... puede esperar.</w:t>
-            </w:r>
-          </w:p>
-          <w:p>
+              <w:t xml:space="preserve">, acomodamos el cuerpo: pies separados al ancho de los hombros, espalda recta y codos cerca del torso. La mano que sostiene el alimento forma una garra, con los dedos encorvados y los nudillos guiando la hoja; las yemas permanecen protegidas. La velocidad </w:t>
+            </w:r>
+            <w:proofErr w:type="spellStart"/>
+            <w:r>
+              <w:t>mmm</w:t>
+            </w:r>
+            <w:proofErr w:type="spellEnd"/>
+            <w:r>
+              <w:t>... puede esperar.</w:t>
+            </w:r>
+          </w:p>
+          <w:p>
+            <w:proofErr w:type="spellStart"/>
             <w:r>
               <w:rPr>
                 <w:b/>
                 <w:bCs/>
               </w:rPr>
-              <w:t xml:space="preserve">Asusena: </w:t>
+              <w:t>Asusena</w:t>
+            </w:r>
+            <w:proofErr w:type="spellEnd"/>
+            <w:r>
+              <w:rPr>
+                <w:b/>
+                <w:bCs/>
+              </w:rPr>
+              <w:t xml:space="preserve">: </w:t>
             </w:r>
             <w:r>
               <w:t>según el trabajo, cambiamos el agarre. El de fuerza permite abordar cortes que requieren potencia; para mayor precisión, sujetamos la base de la hoja entre índice y pulgar, mientras los otros tres dedos sostienen el mango. Tener el control vale más que picar haciendo escándalo.</w:t>
@@ -7931,22 +8247,33 @@
             </w:r>
           </w:p>
           <w:p>
+            <w:proofErr w:type="spellStart"/>
             <w:r>
               <w:rPr>
                 <w:b/>
                 <w:bCs/>
               </w:rPr>
-              <w:t xml:space="preserve">Asusena:  </w:t>
+              <w:t>Asusena</w:t>
+            </w:r>
+            <w:proofErr w:type="spellEnd"/>
+            <w:r>
+              <w:rPr>
+                <w:b/>
+                <w:bCs/>
+              </w:rPr>
+              <w:t xml:space="preserve">:  </w:t>
             </w:r>
             <w:r>
               <w:t xml:space="preserve">al cortarlas transversalmente obtenemos pequeños dados: la </w:t>
             </w:r>
+            <w:proofErr w:type="spellStart"/>
             <w:r>
               <w:rPr>
                 <w:rStyle w:val="Extranjerismo"/>
               </w:rPr>
               <w:t>brunoise</w:t>
             </w:r>
+            <w:proofErr w:type="spellEnd"/>
             <w:r>
               <w:t>, apropiada para salsas y rellenos.</w:t>
             </w:r>
@@ -7970,12 +8297,21 @@
             </w:r>
           </w:p>
           <w:p>
+            <w:proofErr w:type="spellStart"/>
             <w:r>
               <w:rPr>
                 <w:b/>
                 <w:bCs/>
               </w:rPr>
-              <w:t>Asusena:</w:t>
+              <w:t>Asusena</w:t>
+            </w:r>
+            <w:proofErr w:type="spellEnd"/>
+            <w:r>
+              <w:rPr>
+                <w:b/>
+                <w:bCs/>
+              </w:rPr>
+              <w:t>:</w:t>
             </w:r>
             <w:r>
               <w:t xml:space="preserve"> </w:t>
@@ -8003,12 +8339,21 @@
             </w:r>
           </w:p>
           <w:p>
+            <w:proofErr w:type="spellStart"/>
             <w:r>
               <w:rPr>
                 <w:b/>
                 <w:bCs/>
               </w:rPr>
-              <w:t>Asusena:</w:t>
+              <w:t>Asusena</w:t>
+            </w:r>
+            <w:proofErr w:type="spellEnd"/>
+            <w:r>
+              <w:rPr>
+                <w:b/>
+                <w:bCs/>
+              </w:rPr>
+              <w:t>:</w:t>
             </w:r>
             <w:r>
               <w:t xml:space="preserve"> </w:t>
@@ -8028,12 +8373,14 @@
             <w:r>
               <w:t xml:space="preserve"> las enrollamos y cortamos en tiras muy finas. El </w:t>
             </w:r>
+            <w:proofErr w:type="spellStart"/>
             <w:r>
               <w:rPr>
                 <w:rStyle w:val="Extranjerismo"/>
               </w:rPr>
               <w:t>concassé</w:t>
             </w:r>
+            <w:proofErr w:type="spellEnd"/>
             <w:r>
               <w:t xml:space="preserve"> exige escaldar el tomate, pelarlo, retirar las semillas y cortar la pulpa en cubos; cambiarle el nombre al tomate picado no nos ahorra esos pasos. </w:t>
             </w:r>
@@ -8055,12 +8402,14 @@
             <w:r>
               <w:t xml:space="preserve">l </w:t>
             </w:r>
+            <w:proofErr w:type="spellStart"/>
             <w:r>
               <w:rPr>
                 <w:rStyle w:val="Extranjerismo"/>
               </w:rPr>
               <w:t>tourné</w:t>
             </w:r>
+            <w:proofErr w:type="spellEnd"/>
             <w:r>
               <w:t xml:space="preserve"> da forma de barril de siete caras con una puntilla; los </w:t>
             </w:r>
@@ -8075,13 +8424,22 @@
             </w:r>
           </w:p>
           <w:p>
+            <w:proofErr w:type="spellStart"/>
             <w:r>
               <w:rPr>
                 <w:b/>
                 <w:bCs/>
               </w:rPr>
               <w:lastRenderedPageBreak/>
-              <w:t>Asusena:</w:t>
+              <w:t>Asusena</w:t>
+            </w:r>
+            <w:proofErr w:type="spellEnd"/>
+            <w:r>
+              <w:rPr>
+                <w:b/>
+                <w:bCs/>
+              </w:rPr>
+              <w:t>:</w:t>
             </w:r>
             <w:r>
               <w:t xml:space="preserve"> </w:t>
@@ -8090,7 +8448,15 @@
               <w:t>n</w:t>
             </w:r>
             <w:r>
-              <w:t xml:space="preserve">os encontramos en el próximo episodio. Mientras tanto, practiquemos uniformidad y control: que cada corte tenga una intención clara. El aderezo puede aportar sabor, pero bastante trabajo tiene para andar reconciliando una zanahoria con sus escombros. Chao chao. </w:t>
+              <w:t xml:space="preserve">os encontramos en el próximo episodio. Mientras tanto, practiquemos uniformidad y control: que cada corte tenga una intención clara. El aderezo puede aportar sabor, pero bastante trabajo tiene para andar reconciliando una zanahoria con sus escombros. Chao </w:t>
+            </w:r>
+            <w:proofErr w:type="spellStart"/>
+            <w:r>
+              <w:t>chao</w:t>
+            </w:r>
+            <w:proofErr w:type="spellEnd"/>
+            <w:r>
+              <w:t xml:space="preserve">. </w:t>
             </w:r>
           </w:p>
         </w:tc>
@@ -9179,12 +9545,21 @@
         <w:lastRenderedPageBreak/>
         <w:t xml:space="preserve">versión moderna sí). Acompaña carnes, pescados, vegetales a la plancha o como </w:t>
       </w:r>
+      <w:proofErr w:type="spellStart"/>
       <w:r>
         <w:rPr>
           <w:rStyle w:val="Extranjerismo"/>
           <w:lang w:val="es-MX" w:eastAsia="es-CO"/>
         </w:rPr>
-        <w:t>dip.</w:t>
+        <w:t>dip</w:t>
+      </w:r>
+      <w:proofErr w:type="spellEnd"/>
+      <w:r>
+        <w:rPr>
+          <w:rStyle w:val="Extranjerismo"/>
+          <w:lang w:val="es-MX" w:eastAsia="es-CO"/>
+        </w:rPr>
+        <w:t>.</w:t>
       </w:r>
     </w:p>
     <w:p>
@@ -10012,12 +10387,14 @@
               </w:rPr>
               <w:t xml:space="preserve">Lechuga romana, pechuga de pollo a la plancha (o </w:t>
             </w:r>
+            <w:proofErr w:type="spellStart"/>
             <w:r>
               <w:rPr>
                 <w:rStyle w:val="Extranjerismo"/>
               </w:rPr>
               <w:t>crutones</w:t>
             </w:r>
+            <w:proofErr w:type="spellEnd"/>
             <w:r>
               <w:rPr>
                 <w:bCs/>
@@ -10066,12 +10443,14 @@
               </w:rPr>
               <w:t xml:space="preserve">Queso parmesano en láminas, </w:t>
             </w:r>
+            <w:proofErr w:type="spellStart"/>
             <w:r>
               <w:rPr>
                 <w:rStyle w:val="Extranjerismo"/>
               </w:rPr>
               <w:t>crutones</w:t>
             </w:r>
+            <w:proofErr w:type="spellEnd"/>
             <w:r>
               <w:rPr>
                 <w:bCs/>
@@ -10125,12 +10504,21 @@
               </w:rPr>
               <w:t>Manzana verde (</w:t>
             </w:r>
+            <w:proofErr w:type="spellStart"/>
             <w:r>
               <w:rPr>
                 <w:rStyle w:val="Extranjerismo"/>
                 <w:lang w:val="es-419"/>
               </w:rPr>
-              <w:t>Granny Smith</w:t>
+              <w:t>Granny</w:t>
+            </w:r>
+            <w:proofErr w:type="spellEnd"/>
+            <w:r>
+              <w:rPr>
+                <w:rStyle w:val="Extranjerismo"/>
+                <w:lang w:val="es-419"/>
+              </w:rPr>
+              <w:t xml:space="preserve"> Smith</w:t>
             </w:r>
             <w:r>
               <w:rPr>
@@ -10159,12 +10547,14 @@
               </w:rPr>
               <w:t xml:space="preserve">Mayonesa (o </w:t>
             </w:r>
+            <w:proofErr w:type="spellStart"/>
             <w:r>
               <w:rPr>
                 <w:rStyle w:val="Extranjerismo"/>
               </w:rPr>
               <w:t>yogur</w:t>
             </w:r>
+            <w:proofErr w:type="spellEnd"/>
             <w:r>
               <w:rPr>
                 <w:bCs/>
@@ -10219,9 +10609,11 @@
               <w:lastRenderedPageBreak/>
               <w:t xml:space="preserve">Ensalada </w:t>
             </w:r>
+            <w:proofErr w:type="spellStart"/>
             <w:r>
               <w:t>Nicoise</w:t>
             </w:r>
+            <w:proofErr w:type="spellEnd"/>
           </w:p>
         </w:tc>
         <w:tc>
@@ -10435,50 +10827,61 @@
         </w:rPr>
         <w:t xml:space="preserve">Más allá de las ensaladas, la cocina fría alberga un mundo de preparaciones que van desde el uso del ácido como agente "cocción" hasta la elaboración de </w:t>
       </w:r>
+      <w:proofErr w:type="spellStart"/>
+      <w:r>
+        <w:rPr>
+          <w:lang w:val="es-MX" w:eastAsia="es-CO"/>
+        </w:rPr>
+        <w:t>patés</w:t>
+      </w:r>
+      <w:proofErr w:type="spellEnd"/>
+      <w:r>
+        <w:rPr>
+          <w:lang w:val="es-MX" w:eastAsia="es-CO"/>
+        </w:rPr>
+        <w:t xml:space="preserve">, terrinas, </w:t>
+      </w:r>
       <w:r>
         <w:rPr>
           <w:rStyle w:val="Extranjerismo"/>
-        </w:rPr>
-        <w:t>patés</w:t>
-      </w:r>
-      <w:r>
-        <w:rPr>
-          <w:lang w:val="es-MX" w:eastAsia="es-CO"/>
-        </w:rPr>
-        <w:t xml:space="preserve">, terrinas, </w:t>
+          <w:lang w:val="es-MX" w:eastAsia="es-CO"/>
+        </w:rPr>
+        <w:t>mousses</w:t>
+      </w:r>
+      <w:r>
+        <w:rPr>
+          <w:lang w:val="es-MX" w:eastAsia="es-CO"/>
+        </w:rPr>
+        <w:t xml:space="preserve"> y </w:t>
       </w:r>
       <w:r>
         <w:rPr>
           <w:rStyle w:val="Extranjerismo"/>
-          <w:lang w:val="es-MX" w:eastAsia="es-CO"/>
-        </w:rPr>
-        <w:t>mousses</w:t>
-      </w:r>
-      <w:r>
-        <w:rPr>
-          <w:lang w:val="es-MX" w:eastAsia="es-CO"/>
-        </w:rPr>
-        <w:t xml:space="preserve"> y </w:t>
+        </w:rPr>
+        <w:t>canapés</w:t>
+      </w:r>
+      <w:r>
+        <w:rPr>
+          <w:lang w:val="es-MX" w:eastAsia="es-CO"/>
+        </w:rPr>
+        <w:t xml:space="preserve">. Estas preparaciones son el sello distintivo de </w:t>
       </w:r>
       <w:r>
         <w:rPr>
           <w:rStyle w:val="Extranjerismo"/>
-        </w:rPr>
-        <w:t>canapés</w:t>
-      </w:r>
-      <w:r>
-        <w:rPr>
-          <w:lang w:val="es-MX" w:eastAsia="es-CO"/>
-        </w:rPr>
-        <w:t xml:space="preserve">. Estas preparaciones son el sello distintivo de </w:t>
-      </w:r>
+          <w:lang w:val="es-MX" w:eastAsia="es-CO"/>
+        </w:rPr>
+        <w:t xml:space="preserve">un Garde </w:t>
+      </w:r>
+      <w:proofErr w:type="spellStart"/>
       <w:r>
         <w:rPr>
           <w:rStyle w:val="Extranjerismo"/>
           <w:lang w:val="es-MX" w:eastAsia="es-CO"/>
         </w:rPr>
-        <w:t>un Garde Manger</w:t>
-      </w:r>
+        <w:t>Manger</w:t>
+      </w:r>
+      <w:proofErr w:type="spellEnd"/>
       <w:r>
         <w:rPr>
           <w:lang w:val="es-MX" w:eastAsia="es-CO"/>
@@ -10974,12 +11377,11 @@
       </w:pPr>
       <w:bookmarkStart w:id="34" w:name="_Toc242263418"/>
       <w:bookmarkStart w:id="35" w:name="_Toc243899373"/>
-      <w:r>
-        <w:rPr>
-          <w:rStyle w:val="Extranjerismo"/>
-        </w:rPr>
+      <w:proofErr w:type="spellStart"/>
+      <w:r>
         <w:t>Patés</w:t>
       </w:r>
+      <w:proofErr w:type="spellEnd"/>
       <w:r>
         <w:t xml:space="preserve">, terrinas y galantinas: la </w:t>
       </w:r>
@@ -11024,8 +11426,17 @@
           <w:rStyle w:val="Extranjerismo"/>
           <w:lang w:val="es-MX" w:eastAsia="es-CO"/>
         </w:rPr>
-        <w:t>haute cuisine</w:t>
-      </w:r>
+        <w:t xml:space="preserve">haute </w:t>
+      </w:r>
+      <w:proofErr w:type="spellStart"/>
+      <w:r>
+        <w:rPr>
+          <w:rStyle w:val="Extranjerismo"/>
+          <w:lang w:val="es-MX" w:eastAsia="es-CO"/>
+        </w:rPr>
+        <w:t>cuisine</w:t>
+      </w:r>
+      <w:proofErr w:type="spellEnd"/>
       <w:r>
         <w:rPr>
           <w:lang w:val="es-MX" w:eastAsia="es-CO"/>
@@ -11037,8 +11448,17 @@
           <w:rStyle w:val="Extranjerismo"/>
           <w:lang w:val="es-MX" w:eastAsia="es-CO"/>
         </w:rPr>
-        <w:t>Garde Manger</w:t>
-      </w:r>
+        <w:t xml:space="preserve">Garde </w:t>
+      </w:r>
+      <w:proofErr w:type="spellStart"/>
+      <w:r>
+        <w:rPr>
+          <w:rStyle w:val="Extranjerismo"/>
+          <w:lang w:val="es-MX" w:eastAsia="es-CO"/>
+        </w:rPr>
+        <w:t>Manger</w:t>
+      </w:r>
+      <w:proofErr w:type="spellEnd"/>
       <w:r>
         <w:rPr>
           <w:lang w:val="es-MX" w:eastAsia="es-CO"/>
@@ -11077,90 +11497,100 @@
           <w:lang w:val="es-MX" w:eastAsia="es-CO"/>
         </w:rPr>
       </w:pPr>
+      <w:proofErr w:type="spellStart"/>
+      <w:r>
+        <w:rPr>
+          <w:b/>
+          <w:bCs/>
+          <w:lang w:val="es-MX" w:eastAsia="es-CO"/>
+        </w:rPr>
+        <w:t>Paté</w:t>
+      </w:r>
+      <w:proofErr w:type="spellEnd"/>
+      <w:r>
+        <w:rPr>
+          <w:b/>
+          <w:bCs/>
+          <w:lang w:val="es-MX" w:eastAsia="es-CO"/>
+        </w:rPr>
+        <w:t xml:space="preserve"> </w:t>
+      </w:r>
+      <w:r>
+        <w:rPr>
+          <w:b/>
+          <w:bCs/>
+          <w:lang w:val="es-MX" w:eastAsia="es-CO"/>
+        </w:rPr>
+        <w:t xml:space="preserve">(en </w:t>
+      </w:r>
+      <w:proofErr w:type="spellStart"/>
       <w:r>
         <w:rPr>
           <w:rStyle w:val="Extranjerismo"/>
           <w:b/>
           <w:bCs/>
-        </w:rPr>
-        <w:t>Paté</w:t>
-      </w:r>
+          <w:lang w:val="es-MX" w:eastAsia="es-CO"/>
+        </w:rPr>
+        <w:t>croûte</w:t>
+      </w:r>
+      <w:proofErr w:type="spellEnd"/>
       <w:r>
         <w:rPr>
           <w:b/>
           <w:bCs/>
           <w:lang w:val="es-MX" w:eastAsia="es-CO"/>
         </w:rPr>
-        <w:t xml:space="preserve"> </w:t>
-      </w:r>
-      <w:r>
-        <w:rPr>
-          <w:b/>
-          <w:bCs/>
-          <w:lang w:val="es-MX" w:eastAsia="es-CO"/>
-        </w:rPr>
-        <w:t xml:space="preserve">(en </w:t>
-      </w:r>
+        <w:t>):</w:t>
+      </w:r>
+      <w:r>
+        <w:rPr>
+          <w:lang w:val="es-MX" w:eastAsia="es-CO"/>
+        </w:rPr>
+        <w:t xml:space="preserve"> e</w:t>
+      </w:r>
+      <w:r>
+        <w:rPr>
+          <w:lang w:val="es-MX" w:eastAsia="es-CO"/>
+        </w:rPr>
+        <w:t>s una mezcla de carnes picadas (</w:t>
+      </w:r>
+      <w:proofErr w:type="spellStart"/>
       <w:r>
         <w:rPr>
           <w:rStyle w:val="Extranjerismo"/>
-          <w:b/>
-          <w:bCs/>
-          <w:lang w:val="es-MX" w:eastAsia="es-CO"/>
-        </w:rPr>
-        <w:t>croûte</w:t>
-      </w:r>
-      <w:r>
-        <w:rPr>
-          <w:b/>
-          <w:bCs/>
-          <w:lang w:val="es-MX" w:eastAsia="es-CO"/>
-        </w:rPr>
-        <w:t>):</w:t>
-      </w:r>
-      <w:r>
-        <w:rPr>
-          <w:lang w:val="es-MX" w:eastAsia="es-CO"/>
-        </w:rPr>
-        <w:t xml:space="preserve"> e</w:t>
-      </w:r>
-      <w:r>
-        <w:rPr>
-          <w:lang w:val="es-MX" w:eastAsia="es-CO"/>
-        </w:rPr>
-        <w:t>s una mezcla de carnes picadas (</w:t>
-      </w:r>
-      <w:r>
-        <w:rPr>
-          <w:rStyle w:val="Extranjerismo"/>
           <w:lang w:val="es-MX" w:eastAsia="es-CO"/>
         </w:rPr>
         <w:t>farce</w:t>
       </w:r>
+      <w:proofErr w:type="spellEnd"/>
       <w:r>
         <w:rPr>
           <w:lang w:val="es-MX" w:eastAsia="es-CO"/>
         </w:rPr>
         <w:t xml:space="preserve">), generalmente de hígado y cerdo, condimentada con especias (especias para </w:t>
       </w:r>
-      <w:r>
-        <w:rPr>
-          <w:rStyle w:val="Extranjerismo"/>
+      <w:proofErr w:type="spellStart"/>
+      <w:r>
+        <w:rPr>
+          <w:lang w:val="es-MX" w:eastAsia="es-CO"/>
         </w:rPr>
         <w:t>paté</w:t>
       </w:r>
+      <w:proofErr w:type="spellEnd"/>
       <w:r>
         <w:rPr>
           <w:lang w:val="es-MX" w:eastAsia="es-CO"/>
         </w:rPr>
         <w:t xml:space="preserve">: pimienta, paprika, tomillo, laurel, clavo, nuez moscada), envuelta en una masa (pasta quebrada o pasta para </w:t>
       </w:r>
-      <w:r>
-        <w:rPr>
-          <w:rStyle w:val="Extranjerismo"/>
+      <w:proofErr w:type="spellStart"/>
+      <w:r>
+        <w:rPr>
+          <w:lang w:val="es-MX" w:eastAsia="es-CO"/>
         </w:rPr>
         <w:t>paté</w:t>
       </w:r>
+      <w:proofErr w:type="spellEnd"/>
       <w:r>
         <w:rPr>
           <w:lang w:val="es-MX" w:eastAsia="es-CO"/>
@@ -11208,6 +11638,7 @@
         </w:rPr>
         <w:t xml:space="preserve">, pero se cocina sin pasta en un molde de barro, porcelana o acero inoxidable llamado "terrina". La terrina con </w:t>
       </w:r>
+      <w:proofErr w:type="spellStart"/>
       <w:r>
         <w:rPr>
           <w:rStyle w:val="Extranjerismo"/>
@@ -11215,6 +11646,7 @@
         </w:rPr>
         <w:t>farce</w:t>
       </w:r>
+      <w:proofErr w:type="spellEnd"/>
       <w:r>
         <w:rPr>
           <w:lang w:val="es-MX" w:eastAsia="es-CO"/>
@@ -11260,12 +11692,21 @@
         </w:rPr>
         <w:t xml:space="preserve">s una preparación donde una pieza de ave (pollo, pato, pavo) o pescado se deshuesa por completo, se rellena con una </w:t>
       </w:r>
+      <w:proofErr w:type="spellStart"/>
       <w:r>
         <w:rPr>
           <w:rStyle w:val="Extranjerismo"/>
           <w:lang w:val="es-MX" w:eastAsia="es-CO"/>
         </w:rPr>
-        <w:t xml:space="preserve">farce </w:t>
+        <w:t>farce</w:t>
+      </w:r>
+      <w:proofErr w:type="spellEnd"/>
+      <w:r>
+        <w:rPr>
+          <w:rStyle w:val="Extranjerismo"/>
+          <w:lang w:val="es-MX" w:eastAsia="es-CO"/>
+        </w:rPr>
+        <w:t xml:space="preserve"> </w:t>
       </w:r>
       <w:r>
         <w:rPr>
@@ -11273,6 +11714,7 @@
         </w:rPr>
         <w:t>y otros ingredientes (pistachos, jamón, trufas, frutas cristalizadas), se enrolla y se cocina (generalmente se pocha). Se sirve fría, a menudo decorada con vegetales en gelatina (</w:t>
       </w:r>
+      <w:proofErr w:type="spellStart"/>
       <w:r>
         <w:rPr>
           <w:rStyle w:val="Extranjerismo"/>
@@ -11280,18 +11722,21 @@
         </w:rPr>
         <w:t>aspic</w:t>
       </w:r>
+      <w:proofErr w:type="spellEnd"/>
       <w:r>
         <w:rPr>
           <w:lang w:val="es-MX" w:eastAsia="es-CO"/>
         </w:rPr>
         <w:t>). El término proviene del francés antiguo "</w:t>
       </w:r>
+      <w:proofErr w:type="spellStart"/>
       <w:r>
         <w:rPr>
           <w:rStyle w:val="Extranjerismo"/>
         </w:rPr>
         <w:t>géline</w:t>
       </w:r>
+      <w:proofErr w:type="spellEnd"/>
       <w:r>
         <w:rPr>
           <w:lang w:val="es-MX" w:eastAsia="es-CO"/>
@@ -11317,8 +11762,19 @@
           <w:bCs/>
           <w:lang w:val="es-MX" w:eastAsia="es-CO"/>
         </w:rPr>
-        <w:t>La farce</w:t>
-      </w:r>
+        <w:t xml:space="preserve">La </w:t>
+      </w:r>
+      <w:proofErr w:type="spellStart"/>
+      <w:r>
+        <w:rPr>
+          <w:rStyle w:val="Extranjerismo"/>
+          <w:b/>
+          <w:bCs/>
+          <w:lang w:val="es-MX" w:eastAsia="es-CO"/>
+        </w:rPr>
+        <w:t>farce</w:t>
+      </w:r>
+      <w:proofErr w:type="spellEnd"/>
       <w:r>
         <w:rPr>
           <w:b/>
@@ -11359,6 +11815,7 @@
         </w:rPr>
         <w:t xml:space="preserve">La </w:t>
       </w:r>
+      <w:proofErr w:type="spellStart"/>
       <w:r>
         <w:rPr>
           <w:rStyle w:val="Extranjerismo"/>
@@ -11368,6 +11825,7 @@
         </w:rPr>
         <w:t>mousseline</w:t>
       </w:r>
+      <w:proofErr w:type="spellEnd"/>
       <w:r>
         <w:rPr>
           <w:b/>
@@ -11388,6 +11846,7 @@
         </w:rPr>
         <w:t xml:space="preserve">s un tipo de </w:t>
       </w:r>
+      <w:proofErr w:type="spellStart"/>
       <w:r>
         <w:rPr>
           <w:rStyle w:val="Extranjerismo"/>
@@ -11395,6 +11854,7 @@
         </w:rPr>
         <w:t>farce</w:t>
       </w:r>
+      <w:proofErr w:type="spellEnd"/>
       <w:r>
         <w:rPr>
           <w:lang w:val="es-MX" w:eastAsia="es-CO"/>
@@ -11408,6 +11868,7 @@
         <w:lastRenderedPageBreak/>
         <w:t xml:space="preserve">para una </w:t>
       </w:r>
+      <w:proofErr w:type="spellStart"/>
       <w:r>
         <w:rPr>
           <w:rStyle w:val="Extranjerismo"/>
@@ -11415,6 +11876,7 @@
         </w:rPr>
         <w:t>mousseline</w:t>
       </w:r>
+      <w:proofErr w:type="spellEnd"/>
       <w:r>
         <w:rPr>
           <w:lang w:val="es-MX" w:eastAsia="es-CO"/>
@@ -11436,12 +11898,21 @@
         </w:rPr>
         <w:t xml:space="preserve">Cuidados en la preparación de una </w:t>
       </w:r>
+      <w:proofErr w:type="spellStart"/>
       <w:r>
         <w:rPr>
           <w:rStyle w:val="Extranjerismo"/>
           <w:lang w:val="es-MX" w:eastAsia="es-CO"/>
         </w:rPr>
-        <w:t>mousseline:</w:t>
+        <w:t>mousseline</w:t>
+      </w:r>
+      <w:proofErr w:type="spellEnd"/>
+      <w:r>
+        <w:rPr>
+          <w:rStyle w:val="Extranjerismo"/>
+          <w:lang w:val="es-MX" w:eastAsia="es-CO"/>
+        </w:rPr>
+        <w:t>:</w:t>
       </w:r>
     </w:p>
     <w:p>
@@ -11507,7 +11978,21 @@
         <w:rPr>
           <w:lang w:val="es-MX" w:eastAsia="es-CO"/>
         </w:rPr>
-        <w:t>Incorporar la crema de leche bien fría en forma de hilo, procesando solo hasta integrar. No sobreprocesar o se cortará la mezcla</w:t>
+        <w:t xml:space="preserve">Incorporar la crema de leche bien fría en forma de hilo, procesando solo hasta integrar. No </w:t>
+      </w:r>
+      <w:proofErr w:type="spellStart"/>
+      <w:r>
+        <w:rPr>
+          <w:lang w:val="es-MX" w:eastAsia="es-CO"/>
+        </w:rPr>
+        <w:t>sobreprocesar</w:t>
+      </w:r>
+      <w:proofErr w:type="spellEnd"/>
+      <w:r>
+        <w:rPr>
+          <w:lang w:val="es-MX" w:eastAsia="es-CO"/>
+        </w:rPr>
+        <w:t xml:space="preserve"> o se cortará la mezcla</w:t>
       </w:r>
       <w:r>
         <w:rPr>
@@ -11533,6 +12018,7 @@
         </w:rPr>
         <w:t xml:space="preserve">La cocción de la </w:t>
       </w:r>
+      <w:proofErr w:type="spellStart"/>
       <w:r>
         <w:rPr>
           <w:rStyle w:val="Extranjerismo"/>
@@ -11540,6 +12026,7 @@
         </w:rPr>
         <w:t>mousseline</w:t>
       </w:r>
+      <w:proofErr w:type="spellEnd"/>
       <w:r>
         <w:rPr>
           <w:lang w:val="es-MX" w:eastAsia="es-CO"/>
@@ -11684,11 +12171,19 @@
       <w:r>
         <w:t xml:space="preserve"> y </w:t>
       </w:r>
+      <w:proofErr w:type="spellStart"/>
       <w:r>
         <w:rPr>
           <w:rStyle w:val="Extranjerismo"/>
         </w:rPr>
-        <w:t>muselina (mousseline</w:t>
+        <w:t>muselina</w:t>
+      </w:r>
+      <w:proofErr w:type="spellEnd"/>
+      <w:r>
+        <w:rPr>
+          <w:rStyle w:val="Extranjerismo"/>
+        </w:rPr>
+        <w:t xml:space="preserve"> (mousseline</w:t>
       </w:r>
       <w:r>
         <w:t>)</w:t>
@@ -11766,7 +12261,23 @@
                 <w:rStyle w:val="Extranjerismo"/>
                 <w:lang w:val="es-419"/>
               </w:rPr>
-              <w:t>(Mousseline)</w:t>
+              <w:t>(</w:t>
+            </w:r>
+            <w:proofErr w:type="spellStart"/>
+            <w:r>
+              <w:rPr>
+                <w:rStyle w:val="Extranjerismo"/>
+                <w:lang w:val="es-419"/>
+              </w:rPr>
+              <w:t>Mousseline</w:t>
+            </w:r>
+            <w:proofErr w:type="spellEnd"/>
+            <w:r>
+              <w:rPr>
+                <w:rStyle w:val="Extranjerismo"/>
+                <w:lang w:val="es-419"/>
+              </w:rPr>
+              <w:t>)</w:t>
             </w:r>
           </w:p>
         </w:tc>
@@ -12138,24 +12649,35 @@
               </w:rPr>
               <w:t xml:space="preserve">Relleno de </w:t>
             </w:r>
-            <w:r>
-              <w:rPr>
-                <w:rStyle w:val="Extranjerismo"/>
+            <w:proofErr w:type="spellStart"/>
+            <w:r>
+              <w:rPr>
+                <w:bCs/>
               </w:rPr>
               <w:t>patés</w:t>
             </w:r>
+            <w:proofErr w:type="spellEnd"/>
             <w:r>
               <w:rPr>
                 <w:bCs/>
               </w:rPr>
               <w:t xml:space="preserve">, terrinas, galantinas; </w:t>
             </w:r>
+            <w:proofErr w:type="spellStart"/>
             <w:r>
               <w:rPr>
                 <w:rStyle w:val="Extranjerismo"/>
                 <w:lang w:val="es-419"/>
               </w:rPr>
-              <w:t>quenelles.</w:t>
+              <w:t>quenelles</w:t>
+            </w:r>
+            <w:proofErr w:type="spellEnd"/>
+            <w:r>
+              <w:rPr>
+                <w:rStyle w:val="Extranjerismo"/>
+                <w:lang w:val="es-419"/>
+              </w:rPr>
+              <w:t>.</w:t>
             </w:r>
           </w:p>
         </w:tc>
@@ -12446,12 +12968,11 @@
       </w:pPr>
       <w:bookmarkStart w:id="38" w:name="_Toc242263420"/>
       <w:bookmarkStart w:id="39" w:name="_Toc243899375"/>
-      <w:r>
-        <w:rPr>
-          <w:rStyle w:val="Extranjerismo"/>
-        </w:rPr>
+      <w:proofErr w:type="spellStart"/>
+      <w:r>
         <w:t>Sándwiches</w:t>
       </w:r>
+      <w:proofErr w:type="spellEnd"/>
       <w:r>
         <w:t xml:space="preserve">, </w:t>
       </w:r>
@@ -12481,12 +13002,11 @@
       <w:r>
         <w:t xml:space="preserve">Los </w:t>
       </w:r>
-      <w:r>
-        <w:rPr>
-          <w:rStyle w:val="Extranjerismo"/>
-        </w:rPr>
+      <w:proofErr w:type="spellStart"/>
+      <w:r>
         <w:t>sándwiches</w:t>
       </w:r>
+      <w:proofErr w:type="spellEnd"/>
       <w:r>
         <w:t xml:space="preserve">, </w:t>
       </w:r>
@@ -12536,17 +13056,17 @@
           <w:between w:val="nil"/>
         </w:pBdr>
       </w:pPr>
-      <w:r>
-        <w:rPr>
-          <w:rStyle w:val="Extranjerismo"/>
+      <w:proofErr w:type="spellStart"/>
+      <w:r>
+        <w:rPr>
           <w:b/>
           <w:bCs/>
         </w:rPr>
         <w:t>Sándwiches</w:t>
       </w:r>
-      <w:r>
-        <w:rPr>
-          <w:rStyle w:val="Extranjerismo"/>
+      <w:proofErr w:type="spellEnd"/>
+      <w:r>
+        <w:rPr>
           <w:b/>
           <w:bCs/>
         </w:rPr>
@@ -12558,12 +13078,11 @@
       <w:r>
         <w:t xml:space="preserve">l origen del </w:t>
       </w:r>
-      <w:r>
-        <w:rPr>
-          <w:rStyle w:val="Extranjerismo"/>
-        </w:rPr>
+      <w:proofErr w:type="spellStart"/>
+      <w:r>
         <w:t>sándwich</w:t>
       </w:r>
+      <w:proofErr w:type="spellEnd"/>
       <w:r>
         <w:t xml:space="preserve"> se atribuye a John Montagu, IV Conde de Sándwich (1718-1792), quien, para no interrumpir sus largas sesiones de </w:t>
       </w:r>
@@ -12575,8 +13094,16 @@
         <w:rPr>
           <w:rStyle w:val="Extranjerismo"/>
         </w:rPr>
-        <w:t>club sándwich</w:t>
-      </w:r>
+        <w:t xml:space="preserve">club </w:t>
+      </w:r>
+      <w:proofErr w:type="spellStart"/>
+      <w:r>
+        <w:rPr>
+          <w:rStyle w:val="Extranjerismo"/>
+        </w:rPr>
+        <w:t>sándwich</w:t>
+      </w:r>
+      <w:proofErr w:type="spellEnd"/>
       <w:r>
         <w:t>, vegetariano), calientes a la plancha (</w:t>
       </w:r>
@@ -12677,12 +13204,14 @@
       <w:r>
         <w:t xml:space="preserve">Para elaborar un </w:t>
       </w:r>
+      <w:proofErr w:type="spellStart"/>
       <w:r>
         <w:rPr>
           <w:rStyle w:val="Extranjerismo"/>
         </w:rPr>
         <w:t>sándwich</w:t>
       </w:r>
+      <w:proofErr w:type="spellEnd"/>
       <w:r>
         <w:t xml:space="preserve"> o </w:t>
       </w:r>
@@ -12707,12 +13236,14 @@
       <w:r>
         <w:t xml:space="preserve">Claves para un buen </w:t>
       </w:r>
+      <w:proofErr w:type="spellStart"/>
       <w:r>
         <w:rPr>
           <w:rStyle w:val="Extranjerismo"/>
         </w:rPr>
         <w:t>sándwich</w:t>
       </w:r>
+      <w:proofErr w:type="spellEnd"/>
       <w:r>
         <w:t xml:space="preserve"> o </w:t>
       </w:r>
@@ -13208,12 +13739,11 @@
       <w:r>
         <w:t xml:space="preserve"> son </w:t>
       </w:r>
-      <w:r>
-        <w:rPr>
-          <w:rStyle w:val="Extranjerismo"/>
-        </w:rPr>
+      <w:proofErr w:type="spellStart"/>
+      <w:r>
         <w:t>sándwiches</w:t>
       </w:r>
+      <w:proofErr w:type="spellEnd"/>
       <w:r>
         <w:t xml:space="preserve"> calientes clásicos franceses.</w:t>
       </w:r>
@@ -13238,12 +13768,14 @@
       <w:r>
         <w:t xml:space="preserve"> se compone de pan de molde, jamón, queso </w:t>
       </w:r>
+      <w:proofErr w:type="spellStart"/>
       <w:r>
         <w:rPr>
           <w:rStyle w:val="Extranjerismo"/>
         </w:rPr>
         <w:t>Gruyère</w:t>
       </w:r>
+      <w:proofErr w:type="spellEnd"/>
       <w:r>
         <w:t xml:space="preserve"> o </w:t>
       </w:r>
@@ -13845,6 +14377,7 @@
           <w:lang w:val="es-MX" w:eastAsia="es-CO"/>
         </w:rPr>
       </w:pPr>
+      <w:proofErr w:type="spellStart"/>
       <w:r>
         <w:rPr>
           <w:rStyle w:val="Extranjerismo"/>
@@ -13852,6 +14385,7 @@
         </w:rPr>
         <w:t>Tears</w:t>
       </w:r>
+      <w:proofErr w:type="spellEnd"/>
       <w:r>
         <w:rPr>
           <w:lang w:val="es-MX" w:eastAsia="es-CO"/>
@@ -13870,12 +14404,21 @@
           <w:lang w:val="es-MX" w:eastAsia="es-CO"/>
         </w:rPr>
       </w:pPr>
+      <w:proofErr w:type="spellStart"/>
       <w:r>
         <w:rPr>
           <w:rStyle w:val="Extranjerismo"/>
           <w:lang w:val="es-MX" w:eastAsia="es-CO"/>
         </w:rPr>
-        <w:t xml:space="preserve">Dots </w:t>
+        <w:t>Dots</w:t>
+      </w:r>
+      <w:proofErr w:type="spellEnd"/>
+      <w:r>
+        <w:rPr>
+          <w:rStyle w:val="Extranjerismo"/>
+          <w:lang w:val="es-MX" w:eastAsia="es-CO"/>
+        </w:rPr>
+        <w:t xml:space="preserve"> </w:t>
       </w:r>
       <w:r>
         <w:rPr>
@@ -13895,6 +14438,7 @@
           <w:lang w:val="es-MX" w:eastAsia="es-CO"/>
         </w:rPr>
       </w:pPr>
+      <w:proofErr w:type="spellStart"/>
       <w:r>
         <w:rPr>
           <w:rStyle w:val="Extranjerismo"/>
@@ -13902,6 +14446,7 @@
         </w:rPr>
         <w:t>Swipe</w:t>
       </w:r>
+      <w:proofErr w:type="spellEnd"/>
       <w:r>
         <w:rPr>
           <w:lang w:val="es-MX" w:eastAsia="es-CO"/>
@@ -13920,12 +14465,21 @@
           <w:lang w:val="es-MX" w:eastAsia="es-CO"/>
         </w:rPr>
       </w:pPr>
+      <w:proofErr w:type="spellStart"/>
       <w:r>
         <w:rPr>
           <w:rStyle w:val="Extranjerismo"/>
           <w:lang w:val="es-MX" w:eastAsia="es-CO"/>
         </w:rPr>
-        <w:t xml:space="preserve">Spiral </w:t>
+        <w:t>Spiral</w:t>
+      </w:r>
+      <w:proofErr w:type="spellEnd"/>
+      <w:r>
+        <w:rPr>
+          <w:rStyle w:val="Extranjerismo"/>
+          <w:lang w:val="es-MX" w:eastAsia="es-CO"/>
+        </w:rPr>
+        <w:t xml:space="preserve"> </w:t>
       </w:r>
       <w:r>
         <w:rPr>
@@ -13965,6 +14519,7 @@
         </w:rPr>
         <w:t xml:space="preserve">Las micro hierbas (albahaca, cilantro, perejil, rúcula) son muy apreciadas por su tamaño pequeño y sabor concentrado. También se pueden usar hojas de hierbas frescas enteras o picadas en </w:t>
       </w:r>
+      <w:proofErr w:type="spellStart"/>
       <w:r>
         <w:rPr>
           <w:rStyle w:val="Extranjerismo"/>
@@ -13972,6 +14527,7 @@
         </w:rPr>
         <w:t>chiffonade</w:t>
       </w:r>
+      <w:proofErr w:type="spellEnd"/>
       <w:r>
         <w:rPr>
           <w:lang w:val="es-MX" w:eastAsia="es-CO"/>
@@ -14023,6 +14579,7 @@
         </w:rPr>
         <w:t xml:space="preserve"> </w:t>
       </w:r>
+      <w:proofErr w:type="spellStart"/>
       <w:r>
         <w:rPr>
           <w:rStyle w:val="Extranjerismo"/>
@@ -14030,6 +14587,7 @@
         </w:rPr>
         <w:t>carving</w:t>
       </w:r>
+      <w:proofErr w:type="spellEnd"/>
       <w:r>
         <w:rPr>
           <w:lang w:val="es-MX" w:eastAsia="es-CO"/>
@@ -14171,8 +14729,17 @@
           <w:rStyle w:val="Extranjerismo"/>
           <w:lang w:val="es-MX" w:eastAsia="es-CO"/>
         </w:rPr>
-        <w:t>Garde Manger</w:t>
-      </w:r>
+        <w:t xml:space="preserve">Garde </w:t>
+      </w:r>
+      <w:proofErr w:type="spellStart"/>
+      <w:r>
+        <w:rPr>
+          <w:rStyle w:val="Extranjerismo"/>
+          <w:lang w:val="es-MX" w:eastAsia="es-CO"/>
+        </w:rPr>
+        <w:t>Manger</w:t>
+      </w:r>
+      <w:proofErr w:type="spellEnd"/>
       <w:r>
         <w:rPr>
           <w:lang w:val="es-MX" w:eastAsia="es-CO"/>
@@ -14314,7 +14881,27 @@
           <w:bCs/>
           <w:lang w:val="es-MX" w:eastAsia="es-CO"/>
         </w:rPr>
-        <w:t>xpress / Delivery:</w:t>
+        <w:t xml:space="preserve">xpress / </w:t>
+      </w:r>
+      <w:proofErr w:type="spellStart"/>
+      <w:r>
+        <w:rPr>
+          <w:rStyle w:val="Extranjerismo"/>
+          <w:b/>
+          <w:bCs/>
+          <w:lang w:val="es-MX" w:eastAsia="es-CO"/>
+        </w:rPr>
+        <w:t>Delivery</w:t>
+      </w:r>
+      <w:proofErr w:type="spellEnd"/>
+      <w:r>
+        <w:rPr>
+          <w:rStyle w:val="Extranjerismo"/>
+          <w:b/>
+          <w:bCs/>
+          <w:lang w:val="es-MX" w:eastAsia="es-CO"/>
+        </w:rPr>
+        <w:t>:</w:t>
       </w:r>
       <w:r>
         <w:rPr>
@@ -14436,64 +15023,70 @@
         </w:rPr>
         <w:t xml:space="preserve">Se profundizó en la clasificación y elaboración de salsas frías (vinagretas, mayonesas) y aderezos saludables. Luego, el aprendiz se sumergió en preparaciones especializadas como el ceviche (acidificación), los </w:t>
       </w:r>
-      <w:r>
-        <w:rPr>
-          <w:rStyle w:val="Extranjerismo"/>
-        </w:rPr>
-        <w:t>patés</w:t>
-      </w:r>
+      <w:proofErr w:type="spellStart"/>
       <w:r>
         <w:rPr>
           <w:bCs/>
           <w:szCs w:val="28"/>
         </w:rPr>
-        <w:t xml:space="preserve"> y terrinas (</w:t>
-      </w:r>
-      <w:r>
-        <w:rPr>
-          <w:rStyle w:val="Extranjerismo"/>
-        </w:rPr>
-        <w:t>farce</w:t>
-      </w:r>
+        <w:t>patés</w:t>
+      </w:r>
+      <w:proofErr w:type="spellEnd"/>
       <w:r>
         <w:rPr>
           <w:bCs/>
           <w:szCs w:val="28"/>
         </w:rPr>
-        <w:t xml:space="preserve"> y </w:t>
+        <w:t xml:space="preserve"> y terrinas (</w:t>
       </w:r>
       <w:r>
         <w:rPr>
           <w:rStyle w:val="Extranjerismo"/>
         </w:rPr>
-        <w:t>mousseline</w:t>
+        <w:t>farce</w:t>
       </w:r>
       <w:r>
         <w:rPr>
           <w:bCs/>
           <w:szCs w:val="28"/>
         </w:rPr>
-        <w:t xml:space="preserve">), las </w:t>
+        <w:t xml:space="preserve"> y </w:t>
       </w:r>
       <w:r>
         <w:rPr>
           <w:rStyle w:val="Extranjerismo"/>
         </w:rPr>
-        <w:t>mousses</w:t>
+        <w:t>mousseline</w:t>
       </w:r>
       <w:r>
         <w:rPr>
           <w:bCs/>
           <w:szCs w:val="28"/>
         </w:rPr>
+        <w:t xml:space="preserve">), las </w:t>
+      </w:r>
+      <w:r>
+        <w:rPr>
+          <w:rStyle w:val="Extranjerismo"/>
+        </w:rPr>
+        <w:t>mousses</w:t>
+      </w:r>
+      <w:r>
+        <w:rPr>
+          <w:bCs/>
+          <w:szCs w:val="28"/>
+        </w:rPr>
         <w:t xml:space="preserve">, los </w:t>
       </w:r>
-      <w:r>
-        <w:rPr>
-          <w:rStyle w:val="Extranjerismo"/>
+      <w:proofErr w:type="spellStart"/>
+      <w:r>
+        <w:rPr>
+          <w:bCs/>
+          <w:szCs w:val="28"/>
         </w:rPr>
         <w:t>sándwiches</w:t>
       </w:r>
+      <w:proofErr w:type="spellEnd"/>
       <w:r>
         <w:rPr>
           <w:bCs/>
@@ -14681,114 +15274,101 @@
           <w:szCs w:val="28"/>
         </w:rPr>
       </w:pPr>
+      <w:proofErr w:type="spellStart"/>
       <w:r>
         <w:rPr>
           <w:rStyle w:val="Extranjerismo"/>
           <w:b/>
           <w:bCs/>
         </w:rPr>
-        <w:t>Brunoise:</w:t>
-      </w:r>
-      <w:r>
-        <w:rPr>
-          <w:b/>
-          <w:szCs w:val="28"/>
-        </w:rPr>
-        <w:t xml:space="preserve"> </w:t>
-      </w:r>
-      <w:r>
-        <w:rPr>
-          <w:bCs/>
-          <w:szCs w:val="28"/>
-        </w:rPr>
-        <w:t>corte en dados muy pequeños, de aproximadamente 2 a 3 mm por lado. se obtiene picando finamente la juliana.</w:t>
-      </w:r>
-    </w:p>
-    <w:p>
-      <w:pPr>
-        <w:rPr>
-          <w:bCs/>
-          <w:szCs w:val="28"/>
-        </w:rPr>
-      </w:pPr>
-      <w:r>
-        <w:rPr>
-          <w:b/>
-          <w:bCs/>
-        </w:rPr>
-        <w:t>Canapé</w:t>
-      </w:r>
-      <w:r>
-        <w:rPr>
-          <w:b/>
-          <w:szCs w:val="28"/>
-        </w:rPr>
-        <w:t>:</w:t>
-      </w:r>
-      <w:r>
-        <w:rPr>
-          <w:bCs/>
-          <w:szCs w:val="28"/>
-        </w:rPr>
-        <w:t xml:space="preserve"> pequeña preparación salada que se sirve como aperitivo, consistente en una base (pan, masa, vegetal) cubierta con un </w:t>
-      </w:r>
-      <w:r>
-        <w:rPr>
-          <w:rStyle w:val="Extranjerismo"/>
-        </w:rPr>
-        <w:t xml:space="preserve">topping </w:t>
-      </w:r>
-      <w:r>
-        <w:rPr>
-          <w:bCs/>
-          <w:szCs w:val="28"/>
-        </w:rPr>
-        <w:t>decorativo.</w:t>
-      </w:r>
-    </w:p>
-    <w:p>
-      <w:pPr>
-        <w:rPr>
-          <w:bCs/>
-          <w:szCs w:val="28"/>
-        </w:rPr>
-      </w:pPr>
-      <w:r>
-        <w:rPr>
-          <w:b/>
-          <w:szCs w:val="28"/>
-        </w:rPr>
-        <w:t>Ceviche:</w:t>
-      </w:r>
-      <w:r>
-        <w:rPr>
-          <w:bCs/>
-          <w:szCs w:val="28"/>
-        </w:rPr>
-        <w:t xml:space="preserve"> plato latinoamericano que consiste en pescado o mariscos crudos cortados en cubos y "cocidos" en jugo de limón o naranja agria, mezclado con cebolla, cilantro y ají.</w:t>
-      </w:r>
-    </w:p>
-    <w:p>
-      <w:pPr>
-        <w:rPr>
-          <w:bCs/>
-          <w:szCs w:val="28"/>
-        </w:rPr>
-      </w:pPr>
+        <w:t>Brunoise</w:t>
+      </w:r>
+      <w:proofErr w:type="spellEnd"/>
       <w:r>
         <w:rPr>
           <w:rStyle w:val="Extranjerismo"/>
           <w:b/>
           <w:bCs/>
         </w:rPr>
-        <w:t>Chiffonade:</w:t>
+        <w:t>:</w:t>
+      </w:r>
+      <w:r>
+        <w:rPr>
+          <w:b/>
+          <w:szCs w:val="28"/>
+        </w:rPr>
+        <w:t xml:space="preserve"> </w:t>
       </w:r>
       <w:r>
         <w:rPr>
           <w:bCs/>
           <w:szCs w:val="28"/>
         </w:rPr>
-        <w:t xml:space="preserve"> corte de hierbas o verduras de hoja en tiras muy finas, logrado al enrollar las hojas y cortarlas perpendicularmente.</w:t>
+        <w:t>corte en dados muy pequeños, de aproximadamente 2 a 3 mm por lado. se obtiene picando finamente la juliana.</w:t>
+      </w:r>
+    </w:p>
+    <w:p>
+      <w:pPr>
+        <w:rPr>
+          <w:bCs/>
+          <w:szCs w:val="28"/>
+        </w:rPr>
+      </w:pPr>
+      <w:r>
+        <w:rPr>
+          <w:b/>
+          <w:bCs/>
+        </w:rPr>
+        <w:t>Canapé</w:t>
+      </w:r>
+      <w:r>
+        <w:rPr>
+          <w:b/>
+          <w:szCs w:val="28"/>
+        </w:rPr>
+        <w:t>:</w:t>
+      </w:r>
+      <w:r>
+        <w:rPr>
+          <w:bCs/>
+          <w:szCs w:val="28"/>
+        </w:rPr>
+        <w:t xml:space="preserve"> pequeña preparación salada que se sirve como aperitivo, consistente en una base (pan, masa, vegetal) cubierta con un </w:t>
+      </w:r>
+      <w:r>
+        <w:rPr>
+          <w:rStyle w:val="Extranjerismo"/>
+        </w:rPr>
+        <w:t xml:space="preserve">topping </w:t>
+      </w:r>
+      <w:r>
+        <w:rPr>
+          <w:bCs/>
+          <w:szCs w:val="28"/>
+        </w:rPr>
+        <w:t>decorativo.</w:t>
+      </w:r>
+    </w:p>
+    <w:p>
+      <w:pPr>
+        <w:rPr>
+          <w:bCs/>
+          <w:szCs w:val="28"/>
+        </w:rPr>
+      </w:pPr>
+      <w:r>
+        <w:rPr>
+          <w:b/>
+          <w:szCs w:val="28"/>
+        </w:rPr>
+        <w:t>Ceviche:</w:t>
+      </w:r>
+      <w:r>
+        <w:rPr>
+          <w:bCs/>
+          <w:szCs w:val="28"/>
+        </w:rPr>
+        <w:t xml:space="preserve"> plato latinoamericano que consiste en pescado o mariscos crudos cortados en cubos y "cocidos" en jugo de limón o naranja agria, mezclado con cebolla, cilantro y ají.</w:t>
       </w:r>
     </w:p>
     <w:p>
@@ -14804,21 +15384,14 @@
           <w:b/>
           <w:bCs/>
         </w:rPr>
-        <w:t>Concassé</w:t>
-      </w:r>
-      <w:r>
-        <w:rPr>
-          <w:b/>
-          <w:szCs w:val="28"/>
-        </w:rPr>
-        <w:t xml:space="preserve">: </w:t>
+        <w:t>Chiffonade:</w:t>
       </w:r>
       <w:r>
         <w:rPr>
           <w:bCs/>
           <w:szCs w:val="28"/>
         </w:rPr>
-        <w:t>técnica y corte específico para el tomate que implica escaldarlo, pelarlo, despepitarlo y cortar su pulpa en cubos pequeños.</w:t>
+        <w:t xml:space="preserve"> corte de hierbas o verduras de hoja en tiras muy finas, logrado al enrollar las hojas y cortarlas perpendicularmente.</w:t>
       </w:r>
     </w:p>
     <w:p>
@@ -14828,56 +15401,88 @@
           <w:szCs w:val="28"/>
         </w:rPr>
       </w:pPr>
-      <w:r>
-        <w:rPr>
-          <w:b/>
-          <w:szCs w:val="28"/>
-        </w:rPr>
-        <w:t>Emplatado:</w:t>
-      </w:r>
-      <w:r>
-        <w:rPr>
-          <w:bCs/>
-          <w:szCs w:val="28"/>
-        </w:rPr>
-        <w:t xml:space="preserve"> el arte de disponer y decorar los alimentos en el plato de manera estética y funcional, considerando la armonía de colores, texturas, sabores y alturas.</w:t>
-      </w:r>
-    </w:p>
-    <w:p>
-      <w:pPr>
-        <w:rPr>
-          <w:bCs/>
-          <w:szCs w:val="28"/>
-        </w:rPr>
-      </w:pPr>
-      <w:r>
-        <w:rPr>
-          <w:b/>
-          <w:szCs w:val="28"/>
-        </w:rPr>
-        <w:t>Escabeche:</w:t>
-      </w:r>
-      <w:r>
-        <w:rPr>
-          <w:bCs/>
-          <w:szCs w:val="28"/>
-        </w:rPr>
-        <w:t xml:space="preserve"> método de conservación y preparación que consiste en cocer un alimento y sumergirlo en una mezcla hirviente de aceite, vinagre y especias, sirviéndose frío.</w:t>
-      </w:r>
-    </w:p>
-    <w:p>
-      <w:pPr>
-        <w:rPr>
-          <w:bCs/>
-          <w:szCs w:val="28"/>
-        </w:rPr>
-      </w:pPr>
+      <w:proofErr w:type="spellStart"/>
       <w:r>
         <w:rPr>
           <w:rStyle w:val="Extranjerismo"/>
           <w:b/>
           <w:bCs/>
         </w:rPr>
+        <w:t>Concassé</w:t>
+      </w:r>
+      <w:proofErr w:type="spellEnd"/>
+      <w:r>
+        <w:rPr>
+          <w:b/>
+          <w:szCs w:val="28"/>
+        </w:rPr>
+        <w:t xml:space="preserve">: </w:t>
+      </w:r>
+      <w:r>
+        <w:rPr>
+          <w:bCs/>
+          <w:szCs w:val="28"/>
+        </w:rPr>
+        <w:t>técnica y corte específico para el tomate que implica escaldarlo, pelarlo, despepitarlo y cortar su pulpa en cubos pequeños.</w:t>
+      </w:r>
+    </w:p>
+    <w:p>
+      <w:pPr>
+        <w:rPr>
+          <w:bCs/>
+          <w:szCs w:val="28"/>
+        </w:rPr>
+      </w:pPr>
+      <w:r>
+        <w:rPr>
+          <w:b/>
+          <w:szCs w:val="28"/>
+        </w:rPr>
+        <w:t>Emplatado:</w:t>
+      </w:r>
+      <w:r>
+        <w:rPr>
+          <w:bCs/>
+          <w:szCs w:val="28"/>
+        </w:rPr>
+        <w:t xml:space="preserve"> el arte de disponer y decorar los alimentos en el plato de manera estética y funcional, considerando la armonía de colores, texturas, sabores y alturas.</w:t>
+      </w:r>
+    </w:p>
+    <w:p>
+      <w:pPr>
+        <w:rPr>
+          <w:bCs/>
+          <w:szCs w:val="28"/>
+        </w:rPr>
+      </w:pPr>
+      <w:r>
+        <w:rPr>
+          <w:b/>
+          <w:szCs w:val="28"/>
+        </w:rPr>
+        <w:t>Escabeche:</w:t>
+      </w:r>
+      <w:r>
+        <w:rPr>
+          <w:bCs/>
+          <w:szCs w:val="28"/>
+        </w:rPr>
+        <w:t xml:space="preserve"> método de conservación y preparación que consiste en cocer un alimento y sumergirlo en una mezcla hirviente de aceite, vinagre y especias, sirviéndose frío.</w:t>
+      </w:r>
+    </w:p>
+    <w:p>
+      <w:pPr>
+        <w:rPr>
+          <w:bCs/>
+          <w:szCs w:val="28"/>
+        </w:rPr>
+      </w:pPr>
+      <w:r>
+        <w:rPr>
+          <w:rStyle w:val="Extranjerismo"/>
+          <w:b/>
+          <w:bCs/>
+        </w:rPr>
         <w:lastRenderedPageBreak/>
         <w:t>Farce</w:t>
       </w:r>
@@ -14895,12 +15500,15 @@
         </w:rPr>
         <w:t xml:space="preserve">mezcla de carnes magras, grasas, huevos, crema y especias, procesada hasta obtener una pasta fina, utilizada como relleno en </w:t>
       </w:r>
-      <w:r>
-        <w:rPr>
-          <w:rStyle w:val="Extranjerismo"/>
+      <w:proofErr w:type="spellStart"/>
+      <w:r>
+        <w:rPr>
+          <w:bCs/>
+          <w:szCs w:val="28"/>
         </w:rPr>
         <w:t>patés</w:t>
       </w:r>
+      <w:proofErr w:type="spellEnd"/>
       <w:r>
         <w:rPr>
           <w:bCs/>
@@ -14958,84 +15566,78 @@
           <w:bCs/>
           <w:lang w:val="es-CO"/>
         </w:rPr>
-        <w:t>Garde Manger:</w:t>
-      </w:r>
-      <w:r>
-        <w:rPr>
-          <w:bCs/>
-          <w:szCs w:val="28"/>
-        </w:rPr>
-        <w:t xml:space="preserve"> término francés que designa tanto el área de la cocina fría como al chef especializado en ella. Literalmente significa "guardar para comer".</w:t>
-      </w:r>
-    </w:p>
-    <w:p>
-      <w:pPr>
-        <w:rPr>
-          <w:bCs/>
-          <w:szCs w:val="28"/>
-        </w:rPr>
-      </w:pPr>
-      <w:r>
-        <w:rPr>
-          <w:b/>
-          <w:szCs w:val="28"/>
-        </w:rPr>
-        <w:t>Juliana:</w:t>
-      </w:r>
-      <w:r>
-        <w:rPr>
-          <w:bCs/>
-          <w:szCs w:val="28"/>
-        </w:rPr>
-        <w:t xml:space="preserve"> corte en tiras finas y alargadas, de aproximadamente 3-4 cm de largo por 2 mm de ancho.</w:t>
-      </w:r>
-    </w:p>
-    <w:p>
-      <w:pPr>
-        <w:rPr>
-          <w:bCs/>
-          <w:szCs w:val="28"/>
-        </w:rPr>
-      </w:pPr>
-      <w:r>
-        <w:rPr>
-          <w:b/>
-          <w:szCs w:val="28"/>
-        </w:rPr>
-        <w:t xml:space="preserve">Macedonia: </w:t>
-      </w:r>
-      <w:r>
-        <w:rPr>
-          <w:bCs/>
-          <w:szCs w:val="28"/>
-        </w:rPr>
-        <w:t>corte en dados medianos y uniformes, de aproximadamente 5 a 8 mm por lado.</w:t>
-      </w:r>
-    </w:p>
-    <w:p>
+        <w:t xml:space="preserve">Garde </w:t>
+      </w:r>
+      <w:proofErr w:type="spellStart"/>
       <w:r>
         <w:rPr>
           <w:rStyle w:val="Extranjerismo"/>
           <w:b/>
           <w:bCs/>
-        </w:rPr>
-        <w:t xml:space="preserve">Mise en Place: </w:t>
-      </w:r>
-      <w:r>
-        <w:t>término francés que significa "poner en su lugar". Se refiere a la organización y preparación previa de todos los ingredientes y utensilios necesarios para el servicio.</w:t>
-      </w:r>
-    </w:p>
-    <w:p>
+          <w:lang w:val="es-CO"/>
+        </w:rPr>
+        <w:t>Manger</w:t>
+      </w:r>
+      <w:proofErr w:type="spellEnd"/>
       <w:r>
         <w:rPr>
           <w:rStyle w:val="Extranjerismo"/>
           <w:b/>
           <w:bCs/>
-        </w:rPr>
-        <w:t xml:space="preserve">Mousse: </w:t>
-      </w:r>
-      <w:r>
-        <w:t>preparación ligera y aireada, dulce o salada, que se elabora incorporando un elemento aireado (claras o crema batida) a una base saborizada.</w:t>
+          <w:lang w:val="es-CO"/>
+        </w:rPr>
+        <w:t>:</w:t>
+      </w:r>
+      <w:r>
+        <w:rPr>
+          <w:bCs/>
+          <w:szCs w:val="28"/>
+        </w:rPr>
+        <w:t xml:space="preserve"> término francés que designa tanto el área de la cocina fría como al chef especializado en ella. Literalmente significa "guardar para comer".</w:t>
+      </w:r>
+    </w:p>
+    <w:p>
+      <w:pPr>
+        <w:rPr>
+          <w:bCs/>
+          <w:szCs w:val="28"/>
+        </w:rPr>
+      </w:pPr>
+      <w:r>
+        <w:rPr>
+          <w:b/>
+          <w:szCs w:val="28"/>
+        </w:rPr>
+        <w:t>Juliana:</w:t>
+      </w:r>
+      <w:r>
+        <w:rPr>
+          <w:bCs/>
+          <w:szCs w:val="28"/>
+        </w:rPr>
+        <w:t xml:space="preserve"> corte en tiras finas y alargadas, de aproximadamente 3-4 cm de largo por 2 mm de ancho.</w:t>
+      </w:r>
+    </w:p>
+    <w:p>
+      <w:pPr>
+        <w:rPr>
+          <w:bCs/>
+          <w:szCs w:val="28"/>
+        </w:rPr>
+      </w:pPr>
+      <w:r>
+        <w:rPr>
+          <w:b/>
+          <w:szCs w:val="28"/>
+        </w:rPr>
+        <w:t xml:space="preserve">Macedonia: </w:t>
+      </w:r>
+      <w:r>
+        <w:rPr>
+          <w:bCs/>
+          <w:szCs w:val="28"/>
+        </w:rPr>
+        <w:t>corte en dados medianos y uniformes, de aproximadamente 5 a 8 mm por lado.</w:t>
       </w:r>
     </w:p>
     <w:p>
@@ -15045,74 +15647,127 @@
           <w:b/>
           <w:bCs/>
         </w:rPr>
-        <w:t>Mousseline</w:t>
-      </w:r>
-      <w:r>
-        <w:t xml:space="preserve">: tipo de </w:t>
-      </w:r>
-      <w:r>
-        <w:rPr>
-          <w:rStyle w:val="Extranjerismo"/>
-        </w:rPr>
-        <w:t>farce</w:t>
-      </w:r>
-      <w:r>
-        <w:t xml:space="preserve"> de textura muy fina y aireada, elaborada con partes iguales de proteína cruda y crema de leche.</w:t>
-      </w:r>
-    </w:p>
-    <w:p>
+        <w:t xml:space="preserve">Mise </w:t>
+      </w:r>
+      <w:proofErr w:type="spellStart"/>
       <w:r>
         <w:rPr>
           <w:rStyle w:val="Extranjerismo"/>
           <w:b/>
           <w:bCs/>
         </w:rPr>
-        <w:t>Paté</w:t>
-      </w:r>
-      <w:r>
-        <w:t xml:space="preserve">: preparación de cocina fría que consiste en una </w:t>
-      </w:r>
-      <w:r>
-        <w:rPr>
-          <w:rStyle w:val="Extranjerismo"/>
-        </w:rPr>
-        <w:t>farce</w:t>
-      </w:r>
-      <w:r>
-        <w:t xml:space="preserve"> de carnes (a menudo hígado) envuelta en una masa y horneada. Se sirve frío.</w:t>
-      </w:r>
-    </w:p>
-    <w:p>
-      <w:r>
-        <w:rPr>
-          <w:b/>
-          <w:bCs/>
-        </w:rPr>
-        <w:lastRenderedPageBreak/>
-        <w:t>Terrina</w:t>
-      </w:r>
-      <w:r>
-        <w:t xml:space="preserve">: preparación similar al </w:t>
-      </w:r>
-      <w:r>
-        <w:rPr>
-          <w:rStyle w:val="Extranjerismo"/>
-        </w:rPr>
-        <w:t>paté</w:t>
-      </w:r>
-      <w:r>
-        <w:t>, pero cocida a baño maría en un molde (terrina) sin masa. Se sirve fría en rebanadas.</w:t>
-      </w:r>
-    </w:p>
-    <w:p>
+        <w:t>en</w:t>
+      </w:r>
+      <w:proofErr w:type="spellEnd"/>
       <w:r>
         <w:rPr>
           <w:rStyle w:val="Extranjerismo"/>
           <w:b/>
           <w:bCs/>
         </w:rPr>
+        <w:t xml:space="preserve"> Place: </w:t>
+      </w:r>
+      <w:r>
+        <w:t>término francés que significa "poner en su lugar". Se refiere a la organización y preparación previa de todos los ingredientes y utensilios necesarios para el servicio.</w:t>
+      </w:r>
+    </w:p>
+    <w:p>
+      <w:r>
+        <w:rPr>
+          <w:rStyle w:val="Extranjerismo"/>
+          <w:b/>
+          <w:bCs/>
+        </w:rPr>
+        <w:t xml:space="preserve">Mousse: </w:t>
+      </w:r>
+      <w:r>
+        <w:t>preparación ligera y aireada, dulce o salada, que se elabora incorporando un elemento aireado (claras o crema batida) a una base saborizada.</w:t>
+      </w:r>
+    </w:p>
+    <w:p>
+      <w:r>
+        <w:rPr>
+          <w:rStyle w:val="Extranjerismo"/>
+          <w:b/>
+          <w:bCs/>
+        </w:rPr>
+        <w:t>Mousseline</w:t>
+      </w:r>
+      <w:r>
+        <w:t xml:space="preserve">: tipo de </w:t>
+      </w:r>
+      <w:r>
+        <w:rPr>
+          <w:rStyle w:val="Extranjerismo"/>
+        </w:rPr>
+        <w:t>farce</w:t>
+      </w:r>
+      <w:r>
+        <w:t xml:space="preserve"> de textura muy fina y aireada, elaborada con partes iguales de proteína cruda y crema de leche.</w:t>
+      </w:r>
+    </w:p>
+    <w:p>
+      <w:proofErr w:type="spellStart"/>
+      <w:r>
+        <w:rPr>
+          <w:b/>
+          <w:bCs/>
+        </w:rPr>
+        <w:t>Paté</w:t>
+      </w:r>
+      <w:proofErr w:type="spellEnd"/>
+      <w:r>
+        <w:rPr>
+          <w:b/>
+          <w:bCs/>
+        </w:rPr>
+        <w:t>:</w:t>
+      </w:r>
+      <w:r>
+        <w:t xml:space="preserve"> preparación de cocina fría que consiste en una </w:t>
+      </w:r>
+      <w:r>
+        <w:rPr>
+          <w:rStyle w:val="Extranjerismo"/>
+        </w:rPr>
+        <w:t>farce</w:t>
+      </w:r>
+      <w:r>
+        <w:t xml:space="preserve"> de carnes (a menudo hígado) envuelta en una masa y horneada. Se sirve frío.</w:t>
+      </w:r>
+    </w:p>
+    <w:p>
+      <w:r>
+        <w:rPr>
+          <w:b/>
+          <w:bCs/>
+        </w:rPr>
+        <w:lastRenderedPageBreak/>
+        <w:t>Terrina</w:t>
+      </w:r>
+      <w:r>
+        <w:t xml:space="preserve">: preparación similar al </w:t>
+      </w:r>
+      <w:proofErr w:type="spellStart"/>
+      <w:r>
+        <w:t>paté</w:t>
+      </w:r>
+      <w:proofErr w:type="spellEnd"/>
+      <w:r>
+        <w:t>, pero cocida a baño maría en un molde (terrina) sin masa. Se sirve fría en rebanadas.</w:t>
+      </w:r>
+    </w:p>
+    <w:p>
+      <w:proofErr w:type="spellStart"/>
+      <w:r>
+        <w:rPr>
+          <w:rStyle w:val="Extranjerismo"/>
+          <w:b/>
+          <w:bCs/>
+        </w:rPr>
         <w:t>Tourné</w:t>
       </w:r>
+      <w:proofErr w:type="spellEnd"/>
       <w:r>
         <w:t>: corte decorativo en forma de barril o de siete caras, aplicado principalmente a verduras</w:t>
       </w:r>
@@ -15221,7 +15876,35 @@
         <w:rPr>
           <w:lang w:val="es-MX"/>
         </w:rPr>
-        <w:t>Codex Alimentarius Commission. (2023). Principios generales de higiene de los alimentos (CXC 1-1969). Organización de las Naciones Unidas para la Alimentación y la Agricultura (FAO) y Organización Mundial de la Salud (OMS).</w:t>
+        <w:t xml:space="preserve">Codex </w:t>
+      </w:r>
+      <w:proofErr w:type="spellStart"/>
+      <w:r>
+        <w:rPr>
+          <w:lang w:val="es-MX"/>
+        </w:rPr>
+        <w:t>Alimentarius</w:t>
+      </w:r>
+      <w:proofErr w:type="spellEnd"/>
+      <w:r>
+        <w:rPr>
+          <w:lang w:val="es-MX"/>
+        </w:rPr>
+        <w:t xml:space="preserve"> </w:t>
+      </w:r>
+      <w:proofErr w:type="spellStart"/>
+      <w:r>
+        <w:rPr>
+          <w:lang w:val="es-MX"/>
+        </w:rPr>
+        <w:t>Commission</w:t>
+      </w:r>
+      <w:proofErr w:type="spellEnd"/>
+      <w:r>
+        <w:rPr>
+          <w:lang w:val="es-MX"/>
+        </w:rPr>
+        <w:t>. (2023). Principios generales de higiene de los alimentos (CXC 1-1969). Organización de las Naciones Unidas para la Alimentación y la Agricultura (FAO) y Organización Mundial de la Salud (OMS).</w:t>
       </w:r>
       <w:r>
         <w:rPr>
@@ -15279,11 +15962,19 @@
           <w:lang w:val="es-MX"/>
         </w:rPr>
       </w:pPr>
+      <w:proofErr w:type="spellStart"/>
       <w:r>
         <w:rPr>
           <w:lang w:val="es-MX"/>
         </w:rPr>
-        <w:t xml:space="preserve">Gisslen, W. (2017). </w:t>
+        <w:t>Gisslen</w:t>
+      </w:r>
+      <w:proofErr w:type="spellEnd"/>
+      <w:r>
+        <w:rPr>
+          <w:lang w:val="es-MX"/>
+        </w:rPr>
+        <w:t xml:space="preserve">, W. (2017). </w:t>
       </w:r>
       <w:r>
         <w:rPr>
@@ -15295,7 +15986,21 @@
         <w:rPr>
           <w:lang w:val="es-MX"/>
         </w:rPr>
-        <w:t xml:space="preserve"> (9th ed.). John Wiley &amp; Sons.</w:t>
+        <w:t xml:space="preserve"> (9th ed.). John Wiley &amp; </w:t>
+      </w:r>
+      <w:proofErr w:type="spellStart"/>
+      <w:r>
+        <w:rPr>
+          <w:lang w:val="es-MX"/>
+        </w:rPr>
+        <w:t>Sons</w:t>
+      </w:r>
+      <w:proofErr w:type="spellEnd"/>
+      <w:r>
+        <w:rPr>
+          <w:lang w:val="es-MX"/>
+        </w:rPr>
+        <w:t>.</w:t>
       </w:r>
     </w:p>
     <w:p>
@@ -15343,7 +16048,21 @@
         <w:rPr>
           <w:lang w:val="es-MX"/>
         </w:rPr>
-        <w:t>Velasco, J. C. R. (2024, 18 de julio). Técnicas básicas de cocina. Sello Editorial Unicomfacauca.</w:t>
+        <w:t xml:space="preserve">Velasco, J. C. R. (2024, 18 de julio). Técnicas básicas de cocina. Sello Editorial </w:t>
+      </w:r>
+      <w:proofErr w:type="spellStart"/>
+      <w:r>
+        <w:rPr>
+          <w:lang w:val="es-MX"/>
+        </w:rPr>
+        <w:t>Unicomfacauca</w:t>
+      </w:r>
+      <w:proofErr w:type="spellEnd"/>
+      <w:r>
+        <w:rPr>
+          <w:lang w:val="es-MX"/>
+        </w:rPr>
+        <w:t>.</w:t>
       </w:r>
       <w:r>
         <w:rPr>
@@ -15659,8 +16378,13 @@
               </w:rPr>
             </w:pPr>
             <w:r>
-              <w:t>Jair Enrique Coll Gallardo</w:t>
-            </w:r>
+              <w:t xml:space="preserve">Jair Enrique Coll </w:t>
+            </w:r>
+            <w:proofErr w:type="spellStart"/>
+            <w:r>
+              <w:t>Gallardo</w:t>
+            </w:r>
+            <w:proofErr w:type="spellEnd"/>
           </w:p>
         </w:tc>
         <w:tc>
@@ -16000,8 +16724,13 @@
                 <w:lang w:val="es-CO"/>
               </w:rPr>
             </w:pPr>
-            <w:r>
-              <w:t>Karine Isabel Ospino Fritz</w:t>
+            <w:proofErr w:type="spellStart"/>
+            <w:r>
+              <w:t>Karine</w:t>
+            </w:r>
+            <w:proofErr w:type="spellEnd"/>
+            <w:r>
+              <w:t xml:space="preserve"> Isabel Ospino Fritz</w:t>
             </w:r>
           </w:p>
         </w:tc>
@@ -22560,10 +23289,6 @@
 </file>
 
 <file path=customXml/item1.xml><?xml version="1.0" encoding="utf-8"?>
-<b:Sources xmlns:b="http://schemas.openxmlformats.org/officeDocument/2006/bibliography" xmlns="http://schemas.openxmlformats.org/officeDocument/2006/bibliography" SelectedStyle="\APASixthEditionOfficeOnline.xsl" StyleName="APA" Version="6"/>
-</file>
-
-<file path=customXml/item2.xml><?xml version="1.0" encoding="utf-8"?>
 <?mso-contentType ?>
 <FormTemplates xmlns="http://schemas.microsoft.com/sharepoint/v3/contenttype/forms">
   <Display>DocumentLibraryForm</Display>
@@ -22572,18 +23297,11 @@
 </FormTemplates>
 </file>
 
-<file path=customXml/item3.xml><?xml version="1.0" encoding="utf-8"?>
-<p:properties xmlns:p="http://schemas.microsoft.com/office/2006/metadata/properties" xmlns:xsi="http://www.w3.org/2001/XMLSchema-instance" xmlns:pc="http://schemas.microsoft.com/office/infopath/2007/PartnerControls">
-  <documentManagement>
-    <TaxCatchAll xmlns="67a0edcd-0de5-43ed-8c27-e32f38a00c91" xsi:nil="true"/>
-    <lcf76f155ced4ddcb4097134ff3c332f xmlns="42760c81-fd8e-4d59-8953-7cdb9f38b14f">
-      <Terms xmlns="http://schemas.microsoft.com/office/infopath/2007/PartnerControls"/>
-    </lcf76f155ced4ddcb4097134ff3c332f>
-  </documentManagement>
-</p:properties>
+<file path=customXml/item2.xml><?xml version="1.0" encoding="utf-8"?>
+<b:Sources xmlns:b="http://schemas.openxmlformats.org/officeDocument/2006/bibliography" xmlns="http://schemas.openxmlformats.org/officeDocument/2006/bibliography" SelectedStyle="\APASixthEditionOfficeOnline.xsl" StyleName="APA" Version="6"/>
 </file>
 
-<file path=customXml/item4.xml><?xml version="1.0" encoding="utf-8"?>
+<file path=customXml/item3.xml><?xml version="1.0" encoding="utf-8"?>
 <ct:contentTypeSchema xmlns:ct="http://schemas.microsoft.com/office/2006/metadata/contentType" xmlns:ma="http://schemas.microsoft.com/office/2006/metadata/properties/metaAttributes" ct:_="" ma:_="" ma:contentTypeName="Documento" ma:contentTypeID="0x01010005252A1EF3BD024F856B47B579AB5244" ma:contentTypeVersion="13" ma:contentTypeDescription="Crear nuevo documento." ma:contentTypeScope="" ma:versionID="ddfaac56a287547bce89452cd31c5884">
   <xsd:schema xmlns:xsd="http://www.w3.org/2001/XMLSchema" xmlns:xs="http://www.w3.org/2001/XMLSchema" xmlns:p="http://schemas.microsoft.com/office/2006/metadata/properties" xmlns:ns2="42760c81-fd8e-4d59-8953-7cdb9f38b14f" xmlns:ns3="67a0edcd-0de5-43ed-8c27-e32f38a00c91" targetNamespace="http://schemas.microsoft.com/office/2006/metadata/properties" ma:root="true" ma:fieldsID="5ac878f7c8dbf4633d03f1982e859186" ns2:_="" ns3:_="">
     <xsd:import namespace="42760c81-fd8e-4d59-8953-7cdb9f38b14f"/>
@@ -22790,7 +23508,26 @@
 </ct:contentTypeSchema>
 </file>
 
+<file path=customXml/item4.xml><?xml version="1.0" encoding="utf-8"?>
+<p:properties xmlns:p="http://schemas.microsoft.com/office/2006/metadata/properties" xmlns:xsi="http://www.w3.org/2001/XMLSchema-instance" xmlns:pc="http://schemas.microsoft.com/office/infopath/2007/PartnerControls">
+  <documentManagement>
+    <TaxCatchAll xmlns="67a0edcd-0de5-43ed-8c27-e32f38a00c91" xsi:nil="true"/>
+    <lcf76f155ced4ddcb4097134ff3c332f xmlns="42760c81-fd8e-4d59-8953-7cdb9f38b14f">
+      <Terms xmlns="http://schemas.microsoft.com/office/infopath/2007/PartnerControls"/>
+    </lcf76f155ced4ddcb4097134ff3c332f>
+  </documentManagement>
+</p:properties>
+</file>
+
 <file path=customXml/itemProps1.xml><?xml version="1.0" encoding="utf-8"?>
+<ds:datastoreItem xmlns:ds="http://schemas.openxmlformats.org/officeDocument/2006/customXml" ds:itemID="{10663269-2064-4804-8290-36D4A57F5557}">
+  <ds:schemaRefs>
+    <ds:schemaRef ds:uri="http://schemas.microsoft.com/sharepoint/v3/contenttype/forms"/>
+  </ds:schemaRefs>
+</ds:datastoreItem>
+</file>
+
+<file path=customXml/itemProps2.xml><?xml version="1.0" encoding="utf-8"?>
 <ds:datastoreItem xmlns:ds="http://schemas.openxmlformats.org/officeDocument/2006/customXml" ds:itemID="{EAE431FD-7059-4C09-804B-C9D69EB7B213}">
   <ds:schemaRefs>
     <ds:schemaRef ds:uri="http://schemas.openxmlformats.org/officeDocument/2006/bibliography"/>
@@ -22798,26 +23535,7 @@
 </ds:datastoreItem>
 </file>
 
-<file path=customXml/itemProps2.xml><?xml version="1.0" encoding="utf-8"?>
-<ds:datastoreItem xmlns:ds="http://schemas.openxmlformats.org/officeDocument/2006/customXml" ds:itemID="{10663269-2064-4804-8290-36D4A57F5557}">
-  <ds:schemaRefs>
-    <ds:schemaRef ds:uri="http://schemas.microsoft.com/sharepoint/v3/contenttype/forms"/>
-  </ds:schemaRefs>
-</ds:datastoreItem>
-</file>
-
 <file path=customXml/itemProps3.xml><?xml version="1.0" encoding="utf-8"?>
-<ds:datastoreItem xmlns:ds="http://schemas.openxmlformats.org/officeDocument/2006/customXml" ds:itemID="{1279454D-02BE-4A9C-A117-DCD1573E2608}">
-  <ds:schemaRefs>
-    <ds:schemaRef ds:uri="http://schemas.microsoft.com/office/2006/metadata/properties"/>
-    <ds:schemaRef ds:uri="http://schemas.microsoft.com/office/infopath/2007/PartnerControls"/>
-    <ds:schemaRef ds:uri="67a0edcd-0de5-43ed-8c27-e32f38a00c91"/>
-    <ds:schemaRef ds:uri="42760c81-fd8e-4d59-8953-7cdb9f38b14f"/>
-  </ds:schemaRefs>
-</ds:datastoreItem>
-</file>
-
-<file path=customXml/itemProps4.xml><?xml version="1.0" encoding="utf-8"?>
 <ds:datastoreItem xmlns:ds="http://schemas.openxmlformats.org/officeDocument/2006/customXml" ds:itemID="{4F69B44C-3E42-4C23-89D8-38595B82C567}">
   <ds:schemaRefs>
     <ds:schemaRef ds:uri="http://schemas.microsoft.com/office/2006/metadata/contentType"/>
@@ -22834,4 +23552,15 @@
     <ds:schemaRef ds:uri="http://schemas.microsoft.com/internal/obd"/>
   </ds:schemaRefs>
 </ds:datastoreItem>
+</file>
+
+<file path=customXml/itemProps4.xml><?xml version="1.0" encoding="utf-8"?>
+<ds:datastoreItem xmlns:ds="http://schemas.openxmlformats.org/officeDocument/2006/customXml" ds:itemID="{1279454D-02BE-4A9C-A117-DCD1573E2608}">
+  <ds:schemaRefs>
+    <ds:schemaRef ds:uri="http://schemas.microsoft.com/office/2006/metadata/properties"/>
+    <ds:schemaRef ds:uri="http://schemas.microsoft.com/office/infopath/2007/PartnerControls"/>
+    <ds:schemaRef ds:uri="67a0edcd-0de5-43ed-8c27-e32f38a00c91"/>
+    <ds:schemaRef ds:uri="42760c81-fd8e-4d59-8953-7cdb9f38b14f"/>
+  </ds:schemaRefs>
+</ds:datastoreItem>
 </file>